--- a/info4100.proj.dashboard.docx
+++ b/info4100.proj.dashboard.docx
@@ -17958,7 +17958,7 @@
         <w:t xml:space="preserve"> </w:t>
       </w:r>
       <w:r>
-        <w:t xml:space="preserve">Add screenshots of your group’s dahsboards below using this syntax or simply add them to the Word document after knitting:</w:t>
+        <w:t xml:space="preserve">Add screenshots of your group’s dashboards below using this syntax or simply add them to the Word document after knitting:</w:t>
       </w:r>
     </w:p>
     <w:p>

--- a/info4100.proj.dashboard.docx
+++ b/info4100.proj.dashboard.docx
@@ -8034,7 +8034,7 @@
         <w:rPr>
           <w:rStyle w:val="NormalTok"/>
         </w:rPr>
-        <w:t xml:space="preserve">    output</w:t>
+        <w:t xml:space="preserve">  output</w:t>
       </w:r>
       <w:r>
         <w:rPr>
@@ -8088,22 +8088,169 @@
         <w:rPr>
           <w:rStyle w:val="NormalTok"/>
         </w:rPr>
+        <w:t xml:space="preserve">  </w:t>
+      </w:r>
+      <w:r>
+        <w:rPr>
+          <w:rStyle w:val="CommentTok"/>
+        </w:rPr>
+        <w:t xml:space="preserve"># average quiz score per student</w:t>
+      </w:r>
+      <w:r>
+        <w:br/>
+      </w:r>
+      <w:r>
+        <w:rPr>
+          <w:rStyle w:val="NormalTok"/>
+        </w:rPr>
+        <w:t xml:space="preserve">  avg_quiz_by_student </w:t>
+      </w:r>
+      <w:r>
+        <w:rPr>
+          <w:rStyle w:val="OtherTok"/>
+        </w:rPr>
+        <w:t xml:space="preserve">&lt;-</w:t>
+      </w:r>
+      <w:r>
+        <w:rPr>
+          <w:rStyle w:val="NormalTok"/>
+        </w:rPr>
+        <w:t xml:space="preserve"> df_by_lecture </w:t>
+      </w:r>
+      <w:r>
+        <w:rPr>
+          <w:rStyle w:val="SpecialCharTok"/>
+        </w:rPr>
+        <w:t xml:space="preserve">%&gt;%</w:t>
+      </w:r>
+      <w:r>
+        <w:br/>
+      </w:r>
+      <w:r>
+        <w:rPr>
+          <w:rStyle w:val="NormalTok"/>
+        </w:rPr>
         <w:t xml:space="preserve">    </w:t>
       </w:r>
       <w:r>
         <w:rPr>
+          <w:rStyle w:val="FunctionTok"/>
+        </w:rPr>
+        <w:t xml:space="preserve">group_by</w:t>
+      </w:r>
+      <w:r>
+        <w:rPr>
+          <w:rStyle w:val="NormalTok"/>
+        </w:rPr>
+        <w:t xml:space="preserve">(STUDENT_KEY) </w:t>
+      </w:r>
+      <w:r>
+        <w:rPr>
+          <w:rStyle w:val="SpecialCharTok"/>
+        </w:rPr>
+        <w:t xml:space="preserve">%&gt;%</w:t>
+      </w:r>
+      <w:r>
+        <w:br/>
+      </w:r>
+      <w:r>
+        <w:rPr>
+          <w:rStyle w:val="NormalTok"/>
+        </w:rPr>
+        <w:t xml:space="preserve">    </w:t>
+      </w:r>
+      <w:r>
+        <w:rPr>
+          <w:rStyle w:val="FunctionTok"/>
+        </w:rPr>
+        <w:t xml:space="preserve">summarise</w:t>
+      </w:r>
+      <w:r>
+        <w:rPr>
+          <w:rStyle w:val="NormalTok"/>
+        </w:rPr>
+        <w:t xml:space="preserve">(</w:t>
+      </w:r>
+      <w:r>
+        <w:rPr>
+          <w:rStyle w:val="AttributeTok"/>
+        </w:rPr>
+        <w:t xml:space="preserve">avg_quiz =</w:t>
+      </w:r>
+      <w:r>
+        <w:rPr>
+          <w:rStyle w:val="NormalTok"/>
+        </w:rPr>
+        <w:t xml:space="preserve"> </w:t>
+      </w:r>
+      <w:r>
+        <w:rPr>
+          <w:rStyle w:val="FunctionTok"/>
+        </w:rPr>
+        <w:t xml:space="preserve">mean</w:t>
+      </w:r>
+      <w:r>
+        <w:rPr>
+          <w:rStyle w:val="NormalTok"/>
+        </w:rPr>
+        <w:t xml:space="preserve">(QUIZ_SCORE, </w:t>
+      </w:r>
+      <w:r>
+        <w:rPr>
+          <w:rStyle w:val="AttributeTok"/>
+        </w:rPr>
+        <w:t xml:space="preserve">na.rm =</w:t>
+      </w:r>
+      <w:r>
+        <w:rPr>
+          <w:rStyle w:val="NormalTok"/>
+        </w:rPr>
+        <w:t xml:space="preserve"> </w:t>
+      </w:r>
+      <w:r>
+        <w:rPr>
+          <w:rStyle w:val="ConstantTok"/>
+        </w:rPr>
+        <w:t xml:space="preserve">TRUE</w:t>
+      </w:r>
+      <w:r>
+        <w:rPr>
+          <w:rStyle w:val="NormalTok"/>
+        </w:rPr>
+        <w:t xml:space="preserve">))</w:t>
+      </w:r>
+      <w:r>
+        <w:br/>
+      </w:r>
+      <w:r>
+        <w:rPr>
+          <w:rStyle w:val="NormalTok"/>
+        </w:rPr>
+        <w:t xml:space="preserve">  </w:t>
+      </w:r>
+      <w:r>
+        <w:br/>
+      </w:r>
+      <w:r>
+        <w:rPr>
+          <w:rStyle w:val="NormalTok"/>
+        </w:rPr>
+        <w:t xml:space="preserve">  </w:t>
+      </w:r>
+      <w:r>
+        <w:rPr>
           <w:rStyle w:val="CommentTok"/>
         </w:rPr>
-        <w:t xml:space="preserve"># average quiz score per student</w:t>
-      </w:r>
-      <w:r>
-        <w:br/>
-      </w:r>
-      <w:r>
-        <w:rPr>
-          <w:rStyle w:val="NormalTok"/>
-        </w:rPr>
-        <w:t xml:space="preserve">    avg_quiz_by_student </w:t>
+        <w:t xml:space="preserve"># selected student value</w:t>
+      </w:r>
+      <w:r>
+        <w:br/>
+      </w:r>
+      <w:r>
+        <w:rPr>
+          <w:rStyle w:val="NormalTok"/>
+        </w:rPr>
+        <w:t xml:space="preserve">  student_avg </w:t>
       </w:r>
       <w:r>
         <w:rPr>
@@ -8115,7 +8262,7 @@
         <w:rPr>
           <w:rStyle w:val="NormalTok"/>
         </w:rPr>
-        <w:t xml:space="preserve"> df_by_lecture </w:t>
+        <w:t xml:space="preserve"> avg_quiz_by_student </w:t>
       </w:r>
       <w:r>
         <w:rPr>
@@ -8136,18 +8283,42 @@
         <w:rPr>
           <w:rStyle w:val="FunctionTok"/>
         </w:rPr>
-        <w:t xml:space="preserve">group_by</w:t>
-      </w:r>
-      <w:r>
-        <w:rPr>
-          <w:rStyle w:val="NormalTok"/>
-        </w:rPr>
-        <w:t xml:space="preserve">(STUDENT_KEY) </w:t>
+        <w:t xml:space="preserve">filter</w:t>
+      </w:r>
+      <w:r>
+        <w:rPr>
+          <w:rStyle w:val="NormalTok"/>
+        </w:rPr>
+        <w:t xml:space="preserve">(STUDENT_KEY </w:t>
       </w:r>
       <w:r>
         <w:rPr>
           <w:rStyle w:val="SpecialCharTok"/>
         </w:rPr>
+        <w:t xml:space="preserve">==</w:t>
+      </w:r>
+      <w:r>
+        <w:rPr>
+          <w:rStyle w:val="NormalTok"/>
+        </w:rPr>
+        <w:t xml:space="preserve"> input</w:t>
+      </w:r>
+      <w:r>
+        <w:rPr>
+          <w:rStyle w:val="SpecialCharTok"/>
+        </w:rPr>
+        <w:t xml:space="preserve">$</w:t>
+      </w:r>
+      <w:r>
+        <w:rPr>
+          <w:rStyle w:val="NormalTok"/>
+        </w:rPr>
+        <w:t xml:space="preserve">student_id) </w:t>
+      </w:r>
+      <w:r>
+        <w:rPr>
+          <w:rStyle w:val="SpecialCharTok"/>
+        </w:rPr>
         <w:t xml:space="preserve">%&gt;%</w:t>
       </w:r>
       <w:r>
@@ -8163,7 +8334,235 @@
         <w:rPr>
           <w:rStyle w:val="FunctionTok"/>
         </w:rPr>
-        <w:t xml:space="preserve">summarise</w:t>
+        <w:t xml:space="preserve">pull</w:t>
+      </w:r>
+      <w:r>
+        <w:rPr>
+          <w:rStyle w:val="NormalTok"/>
+        </w:rPr>
+        <w:t xml:space="preserve">(avg_quiz)</w:t>
+      </w:r>
+      <w:r>
+        <w:br/>
+      </w:r>
+      <w:r>
+        <w:rPr>
+          <w:rStyle w:val="NormalTok"/>
+        </w:rPr>
+        <w:t xml:space="preserve">  </w:t>
+      </w:r>
+      <w:r>
+        <w:br/>
+      </w:r>
+      <w:r>
+        <w:rPr>
+          <w:rStyle w:val="NormalTok"/>
+        </w:rPr>
+        <w:t xml:space="preserve">  </w:t>
+      </w:r>
+      <w:r>
+        <w:rPr>
+          <w:rStyle w:val="CommentTok"/>
+        </w:rPr>
+        <w:t xml:space="preserve"># class average </w:t>
+      </w:r>
+      <w:r>
+        <w:br/>
+      </w:r>
+      <w:r>
+        <w:rPr>
+          <w:rStyle w:val="NormalTok"/>
+        </w:rPr>
+        <w:t xml:space="preserve">  class_avg </w:t>
+      </w:r>
+      <w:r>
+        <w:rPr>
+          <w:rStyle w:val="OtherTok"/>
+        </w:rPr>
+        <w:t xml:space="preserve">&lt;-</w:t>
+      </w:r>
+      <w:r>
+        <w:rPr>
+          <w:rStyle w:val="NormalTok"/>
+        </w:rPr>
+        <w:t xml:space="preserve"> </w:t>
+      </w:r>
+      <w:r>
+        <w:rPr>
+          <w:rStyle w:val="FunctionTok"/>
+        </w:rPr>
+        <w:t xml:space="preserve">mean</w:t>
+      </w:r>
+      <w:r>
+        <w:rPr>
+          <w:rStyle w:val="NormalTok"/>
+        </w:rPr>
+        <w:t xml:space="preserve">(avg_quiz_by_student</w:t>
+      </w:r>
+      <w:r>
+        <w:rPr>
+          <w:rStyle w:val="SpecialCharTok"/>
+        </w:rPr>
+        <w:t xml:space="preserve">$</w:t>
+      </w:r>
+      <w:r>
+        <w:rPr>
+          <w:rStyle w:val="NormalTok"/>
+        </w:rPr>
+        <w:t xml:space="preserve">avg_quiz, </w:t>
+      </w:r>
+      <w:r>
+        <w:rPr>
+          <w:rStyle w:val="AttributeTok"/>
+        </w:rPr>
+        <w:t xml:space="preserve">na.rm =</w:t>
+      </w:r>
+      <w:r>
+        <w:rPr>
+          <w:rStyle w:val="NormalTok"/>
+        </w:rPr>
+        <w:t xml:space="preserve"> </w:t>
+      </w:r>
+      <w:r>
+        <w:rPr>
+          <w:rStyle w:val="ConstantTok"/>
+        </w:rPr>
+        <w:t xml:space="preserve">TRUE</w:t>
+      </w:r>
+      <w:r>
+        <w:rPr>
+          <w:rStyle w:val="NormalTok"/>
+        </w:rPr>
+        <w:t xml:space="preserve">)</w:t>
+      </w:r>
+      <w:r>
+        <w:br/>
+      </w:r>
+      <w:r>
+        <w:rPr>
+          <w:rStyle w:val="NormalTok"/>
+        </w:rPr>
+        <w:t xml:space="preserve">  </w:t>
+      </w:r>
+      <w:r>
+        <w:br/>
+      </w:r>
+      <w:r>
+        <w:rPr>
+          <w:rStyle w:val="NormalTok"/>
+        </w:rPr>
+        <w:t xml:space="preserve">  </w:t>
+      </w:r>
+      <w:r>
+        <w:rPr>
+          <w:rStyle w:val="CommentTok"/>
+        </w:rPr>
+        <w:t xml:space="preserve"># max x value for positioning labels</w:t>
+      </w:r>
+      <w:r>
+        <w:br/>
+      </w:r>
+      <w:r>
+        <w:rPr>
+          <w:rStyle w:val="NormalTok"/>
+        </w:rPr>
+        <w:t xml:space="preserve">  max_x </w:t>
+      </w:r>
+      <w:r>
+        <w:rPr>
+          <w:rStyle w:val="OtherTok"/>
+        </w:rPr>
+        <w:t xml:space="preserve">&lt;-</w:t>
+      </w:r>
+      <w:r>
+        <w:rPr>
+          <w:rStyle w:val="NormalTok"/>
+        </w:rPr>
+        <w:t xml:space="preserve"> </w:t>
+      </w:r>
+      <w:r>
+        <w:rPr>
+          <w:rStyle w:val="FunctionTok"/>
+        </w:rPr>
+        <w:t xml:space="preserve">max</w:t>
+      </w:r>
+      <w:r>
+        <w:rPr>
+          <w:rStyle w:val="NormalTok"/>
+        </w:rPr>
+        <w:t xml:space="preserve">(avg_quiz_by_student</w:t>
+      </w:r>
+      <w:r>
+        <w:rPr>
+          <w:rStyle w:val="SpecialCharTok"/>
+        </w:rPr>
+        <w:t xml:space="preserve">$</w:t>
+      </w:r>
+      <w:r>
+        <w:rPr>
+          <w:rStyle w:val="NormalTok"/>
+        </w:rPr>
+        <w:t xml:space="preserve">avg_quiz, </w:t>
+      </w:r>
+      <w:r>
+        <w:rPr>
+          <w:rStyle w:val="AttributeTok"/>
+        </w:rPr>
+        <w:t xml:space="preserve">na.rm =</w:t>
+      </w:r>
+      <w:r>
+        <w:rPr>
+          <w:rStyle w:val="NormalTok"/>
+        </w:rPr>
+        <w:t xml:space="preserve"> </w:t>
+      </w:r>
+      <w:r>
+        <w:rPr>
+          <w:rStyle w:val="ConstantTok"/>
+        </w:rPr>
+        <w:t xml:space="preserve">TRUE</w:t>
+      </w:r>
+      <w:r>
+        <w:rPr>
+          <w:rStyle w:val="NormalTok"/>
+        </w:rPr>
+        <w:t xml:space="preserve">)</w:t>
+      </w:r>
+      <w:r>
+        <w:br/>
+      </w:r>
+      <w:r>
+        <w:rPr>
+          <w:rStyle w:val="NormalTok"/>
+        </w:rPr>
+        <w:t xml:space="preserve">  </w:t>
+      </w:r>
+      <w:r>
+        <w:br/>
+      </w:r>
+      <w:r>
+        <w:rPr>
+          <w:rStyle w:val="NormalTok"/>
+        </w:rPr>
+        <w:t xml:space="preserve">  </w:t>
+      </w:r>
+      <w:r>
+        <w:rPr>
+          <w:rStyle w:val="FunctionTok"/>
+        </w:rPr>
+        <w:t xml:space="preserve">ggplot</w:t>
+      </w:r>
+      <w:r>
+        <w:rPr>
+          <w:rStyle w:val="NormalTok"/>
+        </w:rPr>
+        <w:t xml:space="preserve">(avg_quiz_by_student, </w:t>
+      </w:r>
+      <w:r>
+        <w:rPr>
+          <w:rStyle w:val="FunctionTok"/>
+        </w:rPr>
+        <w:t xml:space="preserve">aes</w:t>
       </w:r>
       <w:r>
         <w:rPr>
@@ -8175,31 +8574,511 @@
         <w:rPr>
           <w:rStyle w:val="AttributeTok"/>
         </w:rPr>
-        <w:t xml:space="preserve">avg_quiz =</w:t>
-      </w:r>
-      <w:r>
-        <w:rPr>
-          <w:rStyle w:val="NormalTok"/>
-        </w:rPr>
-        <w:t xml:space="preserve"> </w:t>
-      </w:r>
-      <w:r>
-        <w:rPr>
-          <w:rStyle w:val="FunctionTok"/>
-        </w:rPr>
-        <w:t xml:space="preserve">mean</w:t>
-      </w:r>
-      <w:r>
-        <w:rPr>
-          <w:rStyle w:val="NormalTok"/>
-        </w:rPr>
-        <w:t xml:space="preserve">(QUIZ_SCORE, </w:t>
-      </w:r>
-      <w:r>
-        <w:rPr>
-          <w:rStyle w:val="AttributeTok"/>
-        </w:rPr>
-        <w:t xml:space="preserve">na.rm =</w:t>
+        <w:t xml:space="preserve">x =</w:t>
+      </w:r>
+      <w:r>
+        <w:rPr>
+          <w:rStyle w:val="NormalTok"/>
+        </w:rPr>
+        <w:t xml:space="preserve"> avg_quiz)) </w:t>
+      </w:r>
+      <w:r>
+        <w:rPr>
+          <w:rStyle w:val="SpecialCharTok"/>
+        </w:rPr>
+        <w:t xml:space="preserve">+</w:t>
+      </w:r>
+      <w:r>
+        <w:br/>
+      </w:r>
+      <w:r>
+        <w:rPr>
+          <w:rStyle w:val="NormalTok"/>
+        </w:rPr>
+        <w:t xml:space="preserve">    </w:t>
+      </w:r>
+      <w:r>
+        <w:rPr>
+          <w:rStyle w:val="FunctionTok"/>
+        </w:rPr>
+        <w:t xml:space="preserve">geom_histogram</w:t>
+      </w:r>
+      <w:r>
+        <w:rPr>
+          <w:rStyle w:val="NormalTok"/>
+        </w:rPr>
+        <w:t xml:space="preserve">(</w:t>
+      </w:r>
+      <w:r>
+        <w:rPr>
+          <w:rStyle w:val="AttributeTok"/>
+        </w:rPr>
+        <w:t xml:space="preserve">binwidth =</w:t>
+      </w:r>
+      <w:r>
+        <w:rPr>
+          <w:rStyle w:val="NormalTok"/>
+        </w:rPr>
+        <w:t xml:space="preserve"> </w:t>
+      </w:r>
+      <w:r>
+        <w:rPr>
+          <w:rStyle w:val="DecValTok"/>
+        </w:rPr>
+        <w:t xml:space="preserve">4</w:t>
+      </w:r>
+      <w:r>
+        <w:rPr>
+          <w:rStyle w:val="NormalTok"/>
+        </w:rPr>
+        <w:t xml:space="preserve">, </w:t>
+      </w:r>
+      <w:r>
+        <w:rPr>
+          <w:rStyle w:val="AttributeTok"/>
+        </w:rPr>
+        <w:t xml:space="preserve">fill =</w:t>
+      </w:r>
+      <w:r>
+        <w:rPr>
+          <w:rStyle w:val="NormalTok"/>
+        </w:rPr>
+        <w:t xml:space="preserve"> </w:t>
+      </w:r>
+      <w:r>
+        <w:rPr>
+          <w:rStyle w:val="StringTok"/>
+        </w:rPr>
+        <w:t xml:space="preserve">"#BCD8EC"</w:t>
+      </w:r>
+      <w:r>
+        <w:rPr>
+          <w:rStyle w:val="NormalTok"/>
+        </w:rPr>
+        <w:t xml:space="preserve">, </w:t>
+      </w:r>
+      <w:r>
+        <w:rPr>
+          <w:rStyle w:val="AttributeTok"/>
+        </w:rPr>
+        <w:t xml:space="preserve">color =</w:t>
+      </w:r>
+      <w:r>
+        <w:rPr>
+          <w:rStyle w:val="NormalTok"/>
+        </w:rPr>
+        <w:t xml:space="preserve"> </w:t>
+      </w:r>
+      <w:r>
+        <w:rPr>
+          <w:rStyle w:val="StringTok"/>
+        </w:rPr>
+        <w:t xml:space="preserve">"black"</w:t>
+      </w:r>
+      <w:r>
+        <w:rPr>
+          <w:rStyle w:val="NormalTok"/>
+        </w:rPr>
+        <w:t xml:space="preserve">) </w:t>
+      </w:r>
+      <w:r>
+        <w:rPr>
+          <w:rStyle w:val="SpecialCharTok"/>
+        </w:rPr>
+        <w:t xml:space="preserve">+</w:t>
+      </w:r>
+      <w:r>
+        <w:br/>
+      </w:r>
+      <w:r>
+        <w:rPr>
+          <w:rStyle w:val="NormalTok"/>
+        </w:rPr>
+        <w:t xml:space="preserve">    </w:t>
+      </w:r>
+      <w:r>
+        <w:br/>
+      </w:r>
+      <w:r>
+        <w:rPr>
+          <w:rStyle w:val="NormalTok"/>
+        </w:rPr>
+        <w:t xml:space="preserve">    </w:t>
+      </w:r>
+      <w:r>
+        <w:rPr>
+          <w:rStyle w:val="CommentTok"/>
+        </w:rPr>
+        <w:t xml:space="preserve"># vertical lines</w:t>
+      </w:r>
+      <w:r>
+        <w:br/>
+      </w:r>
+      <w:r>
+        <w:rPr>
+          <w:rStyle w:val="NormalTok"/>
+        </w:rPr>
+        <w:t xml:space="preserve">    </w:t>
+      </w:r>
+      <w:r>
+        <w:rPr>
+          <w:rStyle w:val="FunctionTok"/>
+        </w:rPr>
+        <w:t xml:space="preserve">geom_vline</w:t>
+      </w:r>
+      <w:r>
+        <w:rPr>
+          <w:rStyle w:val="NormalTok"/>
+        </w:rPr>
+        <w:t xml:space="preserve">(</w:t>
+      </w:r>
+      <w:r>
+        <w:rPr>
+          <w:rStyle w:val="AttributeTok"/>
+        </w:rPr>
+        <w:t xml:space="preserve">xintercept =</w:t>
+      </w:r>
+      <w:r>
+        <w:rPr>
+          <w:rStyle w:val="NormalTok"/>
+        </w:rPr>
+        <w:t xml:space="preserve"> student_avg,</w:t>
+      </w:r>
+      <w:r>
+        <w:br/>
+      </w:r>
+      <w:r>
+        <w:rPr>
+          <w:rStyle w:val="NormalTok"/>
+        </w:rPr>
+        <w:t xml:space="preserve">               </w:t>
+      </w:r>
+      <w:r>
+        <w:rPr>
+          <w:rStyle w:val="AttributeTok"/>
+        </w:rPr>
+        <w:t xml:space="preserve">color =</w:t>
+      </w:r>
+      <w:r>
+        <w:rPr>
+          <w:rStyle w:val="NormalTok"/>
+        </w:rPr>
+        <w:t xml:space="preserve"> </w:t>
+      </w:r>
+      <w:r>
+        <w:rPr>
+          <w:rStyle w:val="StringTok"/>
+        </w:rPr>
+        <w:t xml:space="preserve">"blue"</w:t>
+      </w:r>
+      <w:r>
+        <w:rPr>
+          <w:rStyle w:val="NormalTok"/>
+        </w:rPr>
+        <w:t xml:space="preserve">,</w:t>
+      </w:r>
+      <w:r>
+        <w:br/>
+      </w:r>
+      <w:r>
+        <w:rPr>
+          <w:rStyle w:val="NormalTok"/>
+        </w:rPr>
+        <w:t xml:space="preserve">               </w:t>
+      </w:r>
+      <w:r>
+        <w:rPr>
+          <w:rStyle w:val="AttributeTok"/>
+        </w:rPr>
+        <w:t xml:space="preserve">size =</w:t>
+      </w:r>
+      <w:r>
+        <w:rPr>
+          <w:rStyle w:val="NormalTok"/>
+        </w:rPr>
+        <w:t xml:space="preserve"> </w:t>
+      </w:r>
+      <w:r>
+        <w:rPr>
+          <w:rStyle w:val="FloatTok"/>
+        </w:rPr>
+        <w:t xml:space="preserve">1.5</w:t>
+      </w:r>
+      <w:r>
+        <w:rPr>
+          <w:rStyle w:val="NormalTok"/>
+        </w:rPr>
+        <w:t xml:space="preserve">) </w:t>
+      </w:r>
+      <w:r>
+        <w:rPr>
+          <w:rStyle w:val="SpecialCharTok"/>
+        </w:rPr>
+        <w:t xml:space="preserve">+</w:t>
+      </w:r>
+      <w:r>
+        <w:br/>
+      </w:r>
+      <w:r>
+        <w:rPr>
+          <w:rStyle w:val="NormalTok"/>
+        </w:rPr>
+        <w:t xml:space="preserve">    </w:t>
+      </w:r>
+      <w:r>
+        <w:br/>
+      </w:r>
+      <w:r>
+        <w:rPr>
+          <w:rStyle w:val="NormalTok"/>
+        </w:rPr>
+        <w:t xml:space="preserve">    </w:t>
+      </w:r>
+      <w:r>
+        <w:rPr>
+          <w:rStyle w:val="FunctionTok"/>
+        </w:rPr>
+        <w:t xml:space="preserve">geom_vline</w:t>
+      </w:r>
+      <w:r>
+        <w:rPr>
+          <w:rStyle w:val="NormalTok"/>
+        </w:rPr>
+        <w:t xml:space="preserve">(</w:t>
+      </w:r>
+      <w:r>
+        <w:rPr>
+          <w:rStyle w:val="AttributeTok"/>
+        </w:rPr>
+        <w:t xml:space="preserve">xintercept =</w:t>
+      </w:r>
+      <w:r>
+        <w:rPr>
+          <w:rStyle w:val="NormalTok"/>
+        </w:rPr>
+        <w:t xml:space="preserve"> class_avg,</w:t>
+      </w:r>
+      <w:r>
+        <w:br/>
+      </w:r>
+      <w:r>
+        <w:rPr>
+          <w:rStyle w:val="NormalTok"/>
+        </w:rPr>
+        <w:t xml:space="preserve">               </w:t>
+      </w:r>
+      <w:r>
+        <w:rPr>
+          <w:rStyle w:val="AttributeTok"/>
+        </w:rPr>
+        <w:t xml:space="preserve">color =</w:t>
+      </w:r>
+      <w:r>
+        <w:rPr>
+          <w:rStyle w:val="NormalTok"/>
+        </w:rPr>
+        <w:t xml:space="preserve"> </w:t>
+      </w:r>
+      <w:r>
+        <w:rPr>
+          <w:rStyle w:val="StringTok"/>
+        </w:rPr>
+        <w:t xml:space="preserve">"red"</w:t>
+      </w:r>
+      <w:r>
+        <w:rPr>
+          <w:rStyle w:val="NormalTok"/>
+        </w:rPr>
+        <w:t xml:space="preserve">,</w:t>
+      </w:r>
+      <w:r>
+        <w:br/>
+      </w:r>
+      <w:r>
+        <w:rPr>
+          <w:rStyle w:val="NormalTok"/>
+        </w:rPr>
+        <w:t xml:space="preserve">               </w:t>
+      </w:r>
+      <w:r>
+        <w:rPr>
+          <w:rStyle w:val="AttributeTok"/>
+        </w:rPr>
+        <w:t xml:space="preserve">linetype =</w:t>
+      </w:r>
+      <w:r>
+        <w:rPr>
+          <w:rStyle w:val="NormalTok"/>
+        </w:rPr>
+        <w:t xml:space="preserve"> </w:t>
+      </w:r>
+      <w:r>
+        <w:rPr>
+          <w:rStyle w:val="StringTok"/>
+        </w:rPr>
+        <w:t xml:space="preserve">"dashed"</w:t>
+      </w:r>
+      <w:r>
+        <w:rPr>
+          <w:rStyle w:val="NormalTok"/>
+        </w:rPr>
+        <w:t xml:space="preserve">,</w:t>
+      </w:r>
+      <w:r>
+        <w:br/>
+      </w:r>
+      <w:r>
+        <w:rPr>
+          <w:rStyle w:val="NormalTok"/>
+        </w:rPr>
+        <w:t xml:space="preserve">               </w:t>
+      </w:r>
+      <w:r>
+        <w:rPr>
+          <w:rStyle w:val="AttributeTok"/>
+        </w:rPr>
+        <w:t xml:space="preserve">size =</w:t>
+      </w:r>
+      <w:r>
+        <w:rPr>
+          <w:rStyle w:val="NormalTok"/>
+        </w:rPr>
+        <w:t xml:space="preserve"> </w:t>
+      </w:r>
+      <w:r>
+        <w:rPr>
+          <w:rStyle w:val="FloatTok"/>
+        </w:rPr>
+        <w:t xml:space="preserve">1.2</w:t>
+      </w:r>
+      <w:r>
+        <w:rPr>
+          <w:rStyle w:val="NormalTok"/>
+        </w:rPr>
+        <w:t xml:space="preserve">) </w:t>
+      </w:r>
+      <w:r>
+        <w:rPr>
+          <w:rStyle w:val="SpecialCharTok"/>
+        </w:rPr>
+        <w:t xml:space="preserve">+</w:t>
+      </w:r>
+      <w:r>
+        <w:br/>
+      </w:r>
+      <w:r>
+        <w:rPr>
+          <w:rStyle w:val="NormalTok"/>
+        </w:rPr>
+        <w:t xml:space="preserve">    </w:t>
+      </w:r>
+      <w:r>
+        <w:br/>
+      </w:r>
+      <w:r>
+        <w:rPr>
+          <w:rStyle w:val="NormalTok"/>
+        </w:rPr>
+        <w:t xml:space="preserve">    </w:t>
+      </w:r>
+      <w:r>
+        <w:rPr>
+          <w:rStyle w:val="CommentTok"/>
+        </w:rPr>
+        <w:t xml:space="preserve"># labels on the right side</w:t>
+      </w:r>
+      <w:r>
+        <w:br/>
+      </w:r>
+      <w:r>
+        <w:rPr>
+          <w:rStyle w:val="NormalTok"/>
+        </w:rPr>
+        <w:t xml:space="preserve">    </w:t>
+      </w:r>
+      <w:r>
+        <w:rPr>
+          <w:rStyle w:val="FunctionTok"/>
+        </w:rPr>
+        <w:t xml:space="preserve">annotate</w:t>
+      </w:r>
+      <w:r>
+        <w:rPr>
+          <w:rStyle w:val="NormalTok"/>
+        </w:rPr>
+        <w:t xml:space="preserve">(</w:t>
+      </w:r>
+      <w:r>
+        <w:rPr>
+          <w:rStyle w:val="StringTok"/>
+        </w:rPr>
+        <w:t xml:space="preserve">"text"</w:t>
+      </w:r>
+      <w:r>
+        <w:rPr>
+          <w:rStyle w:val="NormalTok"/>
+        </w:rPr>
+        <w:t xml:space="preserve">,</w:t>
+      </w:r>
+      <w:r>
+        <w:br/>
+      </w:r>
+      <w:r>
+        <w:rPr>
+          <w:rStyle w:val="NormalTok"/>
+        </w:rPr>
+        <w:t xml:space="preserve">             </w:t>
+      </w:r>
+      <w:r>
+        <w:rPr>
+          <w:rStyle w:val="AttributeTok"/>
+        </w:rPr>
+        <w:t xml:space="preserve">x =</w:t>
+      </w:r>
+      <w:r>
+        <w:rPr>
+          <w:rStyle w:val="NormalTok"/>
+        </w:rPr>
+        <w:t xml:space="preserve"> max_x </w:t>
+      </w:r>
+      <w:r>
+        <w:rPr>
+          <w:rStyle w:val="SpecialCharTok"/>
+        </w:rPr>
+        <w:t xml:space="preserve">+</w:t>
+      </w:r>
+      <w:r>
+        <w:rPr>
+          <w:rStyle w:val="NormalTok"/>
+        </w:rPr>
+        <w:t xml:space="preserve"> </w:t>
+      </w:r>
+      <w:r>
+        <w:rPr>
+          <w:rStyle w:val="DecValTok"/>
+        </w:rPr>
+        <w:t xml:space="preserve">5</w:t>
+      </w:r>
+      <w:r>
+        <w:rPr>
+          <w:rStyle w:val="NormalTok"/>
+        </w:rPr>
+        <w:t xml:space="preserve">,</w:t>
+      </w:r>
+      <w:r>
+        <w:br/>
+      </w:r>
+      <w:r>
+        <w:rPr>
+          <w:rStyle w:val="NormalTok"/>
+        </w:rPr>
+        <w:t xml:space="preserve">             </w:t>
+      </w:r>
+      <w:r>
+        <w:rPr>
+          <w:rStyle w:val="AttributeTok"/>
+        </w:rPr>
+        <w:t xml:space="preserve">y =</w:t>
       </w:r>
       <w:r>
         <w:rPr>
@@ -8211,22 +9090,268 @@
         <w:rPr>
           <w:rStyle w:val="ConstantTok"/>
         </w:rPr>
-        <w:t xml:space="preserve">TRUE</w:t>
-      </w:r>
-      <w:r>
-        <w:rPr>
-          <w:rStyle w:val="NormalTok"/>
-        </w:rPr>
-        <w:t xml:space="preserve">))</w:t>
-      </w:r>
-      <w:r>
-        <w:br/>
-      </w:r>
-      <w:r>
-        <w:rPr>
-          <w:rStyle w:val="NormalTok"/>
-        </w:rPr>
-        <w:t xml:space="preserve">  </w:t>
+        <w:t xml:space="preserve">Inf</w:t>
+      </w:r>
+      <w:r>
+        <w:rPr>
+          <w:rStyle w:val="NormalTok"/>
+        </w:rPr>
+        <w:t xml:space="preserve">,</w:t>
+      </w:r>
+      <w:r>
+        <w:br/>
+      </w:r>
+      <w:r>
+        <w:rPr>
+          <w:rStyle w:val="NormalTok"/>
+        </w:rPr>
+        <w:t xml:space="preserve">             </w:t>
+      </w:r>
+      <w:r>
+        <w:rPr>
+          <w:rStyle w:val="AttributeTok"/>
+        </w:rPr>
+        <w:t xml:space="preserve">label =</w:t>
+      </w:r>
+      <w:r>
+        <w:rPr>
+          <w:rStyle w:val="NormalTok"/>
+        </w:rPr>
+        <w:t xml:space="preserve"> </w:t>
+      </w:r>
+      <w:r>
+        <w:rPr>
+          <w:rStyle w:val="FunctionTok"/>
+        </w:rPr>
+        <w:t xml:space="preserve">paste</w:t>
+      </w:r>
+      <w:r>
+        <w:rPr>
+          <w:rStyle w:val="NormalTok"/>
+        </w:rPr>
+        <w:t xml:space="preserve">(</w:t>
+      </w:r>
+      <w:r>
+        <w:rPr>
+          <w:rStyle w:val="StringTok"/>
+        </w:rPr>
+        <w:t xml:space="preserve">"You ("</w:t>
+      </w:r>
+      <w:r>
+        <w:rPr>
+          <w:rStyle w:val="NormalTok"/>
+        </w:rPr>
+        <w:t xml:space="preserve">, input</w:t>
+      </w:r>
+      <w:r>
+        <w:rPr>
+          <w:rStyle w:val="SpecialCharTok"/>
+        </w:rPr>
+        <w:t xml:space="preserve">$</w:t>
+      </w:r>
+      <w:r>
+        <w:rPr>
+          <w:rStyle w:val="NormalTok"/>
+        </w:rPr>
+        <w:t xml:space="preserve">student_id, </w:t>
+      </w:r>
+      <w:r>
+        <w:rPr>
+          <w:rStyle w:val="StringTok"/>
+        </w:rPr>
+        <w:t xml:space="preserve">"): "</w:t>
+      </w:r>
+      <w:r>
+        <w:rPr>
+          <w:rStyle w:val="NormalTok"/>
+        </w:rPr>
+        <w:t xml:space="preserve">, </w:t>
+      </w:r>
+      <w:r>
+        <w:rPr>
+          <w:rStyle w:val="FunctionTok"/>
+        </w:rPr>
+        <w:t xml:space="preserve">round</w:t>
+      </w:r>
+      <w:r>
+        <w:rPr>
+          <w:rStyle w:val="NormalTok"/>
+        </w:rPr>
+        <w:t xml:space="preserve">(student_avg,</w:t>
+      </w:r>
+      <w:r>
+        <w:rPr>
+          <w:rStyle w:val="DecValTok"/>
+        </w:rPr>
+        <w:t xml:space="preserve">1</w:t>
+      </w:r>
+      <w:r>
+        <w:rPr>
+          <w:rStyle w:val="NormalTok"/>
+        </w:rPr>
+        <w:t xml:space="preserve">), </w:t>
+      </w:r>
+      <w:r>
+        <w:rPr>
+          <w:rStyle w:val="AttributeTok"/>
+        </w:rPr>
+        <w:t xml:space="preserve">sep =</w:t>
+      </w:r>
+      <w:r>
+        <w:rPr>
+          <w:rStyle w:val="NormalTok"/>
+        </w:rPr>
+        <w:t xml:space="preserve"> </w:t>
+      </w:r>
+      <w:r>
+        <w:rPr>
+          <w:rStyle w:val="StringTok"/>
+        </w:rPr>
+        <w:t xml:space="preserve">""</w:t>
+      </w:r>
+      <w:r>
+        <w:rPr>
+          <w:rStyle w:val="NormalTok"/>
+        </w:rPr>
+        <w:t xml:space="preserve">),</w:t>
+      </w:r>
+      <w:r>
+        <w:br/>
+      </w:r>
+      <w:r>
+        <w:rPr>
+          <w:rStyle w:val="NormalTok"/>
+        </w:rPr>
+        <w:t xml:space="preserve">             </w:t>
+      </w:r>
+      <w:r>
+        <w:rPr>
+          <w:rStyle w:val="AttributeTok"/>
+        </w:rPr>
+        <w:t xml:space="preserve">hjust =</w:t>
+      </w:r>
+      <w:r>
+        <w:rPr>
+          <w:rStyle w:val="NormalTok"/>
+        </w:rPr>
+        <w:t xml:space="preserve"> </w:t>
+      </w:r>
+      <w:r>
+        <w:rPr>
+          <w:rStyle w:val="DecValTok"/>
+        </w:rPr>
+        <w:t xml:space="preserve">0</w:t>
+      </w:r>
+      <w:r>
+        <w:rPr>
+          <w:rStyle w:val="NormalTok"/>
+        </w:rPr>
+        <w:t xml:space="preserve">,</w:t>
+      </w:r>
+      <w:r>
+        <w:br/>
+      </w:r>
+      <w:r>
+        <w:rPr>
+          <w:rStyle w:val="NormalTok"/>
+        </w:rPr>
+        <w:t xml:space="preserve">             </w:t>
+      </w:r>
+      <w:r>
+        <w:rPr>
+          <w:rStyle w:val="AttributeTok"/>
+        </w:rPr>
+        <w:t xml:space="preserve">vjust =</w:t>
+      </w:r>
+      <w:r>
+        <w:rPr>
+          <w:rStyle w:val="NormalTok"/>
+        </w:rPr>
+        <w:t xml:space="preserve"> </w:t>
+      </w:r>
+      <w:r>
+        <w:rPr>
+          <w:rStyle w:val="DecValTok"/>
+        </w:rPr>
+        <w:t xml:space="preserve">2</w:t>
+      </w:r>
+      <w:r>
+        <w:rPr>
+          <w:rStyle w:val="NormalTok"/>
+        </w:rPr>
+        <w:t xml:space="preserve">,</w:t>
+      </w:r>
+      <w:r>
+        <w:br/>
+      </w:r>
+      <w:r>
+        <w:rPr>
+          <w:rStyle w:val="NormalTok"/>
+        </w:rPr>
+        <w:t xml:space="preserve">             </w:t>
+      </w:r>
+      <w:r>
+        <w:rPr>
+          <w:rStyle w:val="AttributeTok"/>
+        </w:rPr>
+        <w:t xml:space="preserve">color =</w:t>
+      </w:r>
+      <w:r>
+        <w:rPr>
+          <w:rStyle w:val="NormalTok"/>
+        </w:rPr>
+        <w:t xml:space="preserve"> </w:t>
+      </w:r>
+      <w:r>
+        <w:rPr>
+          <w:rStyle w:val="StringTok"/>
+        </w:rPr>
+        <w:t xml:space="preserve">"blue"</w:t>
+      </w:r>
+      <w:r>
+        <w:rPr>
+          <w:rStyle w:val="NormalTok"/>
+        </w:rPr>
+        <w:t xml:space="preserve">,</w:t>
+      </w:r>
+      <w:r>
+        <w:br/>
+      </w:r>
+      <w:r>
+        <w:rPr>
+          <w:rStyle w:val="NormalTok"/>
+        </w:rPr>
+        <w:t xml:space="preserve">             </w:t>
+      </w:r>
+      <w:r>
+        <w:rPr>
+          <w:rStyle w:val="AttributeTok"/>
+        </w:rPr>
+        <w:t xml:space="preserve">fontface =</w:t>
+      </w:r>
+      <w:r>
+        <w:rPr>
+          <w:rStyle w:val="NormalTok"/>
+        </w:rPr>
+        <w:t xml:space="preserve"> </w:t>
+      </w:r>
+      <w:r>
+        <w:rPr>
+          <w:rStyle w:val="StringTok"/>
+        </w:rPr>
+        <w:t xml:space="preserve">"bold"</w:t>
+      </w:r>
+      <w:r>
+        <w:rPr>
+          <w:rStyle w:val="NormalTok"/>
+        </w:rPr>
+        <w:t xml:space="preserve">) </w:t>
+      </w:r>
+      <w:r>
+        <w:rPr>
+          <w:rStyle w:val="SpecialCharTok"/>
+        </w:rPr>
+        <w:t xml:space="preserve">+</w:t>
       </w:r>
       <w:r>
         <w:br/>
@@ -8238,37 +9363,322 @@
         <w:t xml:space="preserve">    </w:t>
       </w:r>
       <w:r>
-        <w:rPr>
-          <w:rStyle w:val="CommentTok"/>
-        </w:rPr>
-        <w:t xml:space="preserve"># selected student value</w:t>
-      </w:r>
-      <w:r>
-        <w:br/>
-      </w:r>
-      <w:r>
-        <w:rPr>
-          <w:rStyle w:val="NormalTok"/>
-        </w:rPr>
-        <w:t xml:space="preserve">    student_avg </w:t>
-      </w:r>
-      <w:r>
-        <w:rPr>
-          <w:rStyle w:val="OtherTok"/>
-        </w:rPr>
-        <w:t xml:space="preserve">&lt;-</w:t>
-      </w:r>
-      <w:r>
-        <w:rPr>
-          <w:rStyle w:val="NormalTok"/>
-        </w:rPr>
-        <w:t xml:space="preserve"> avg_quiz_by_student </w:t>
+        <w:br/>
+      </w:r>
+      <w:r>
+        <w:rPr>
+          <w:rStyle w:val="NormalTok"/>
+        </w:rPr>
+        <w:t xml:space="preserve">    </w:t>
+      </w:r>
+      <w:r>
+        <w:rPr>
+          <w:rStyle w:val="FunctionTok"/>
+        </w:rPr>
+        <w:t xml:space="preserve">annotate</w:t>
+      </w:r>
+      <w:r>
+        <w:rPr>
+          <w:rStyle w:val="NormalTok"/>
+        </w:rPr>
+        <w:t xml:space="preserve">(</w:t>
+      </w:r>
+      <w:r>
+        <w:rPr>
+          <w:rStyle w:val="StringTok"/>
+        </w:rPr>
+        <w:t xml:space="preserve">"text"</w:t>
+      </w:r>
+      <w:r>
+        <w:rPr>
+          <w:rStyle w:val="NormalTok"/>
+        </w:rPr>
+        <w:t xml:space="preserve">,</w:t>
+      </w:r>
+      <w:r>
+        <w:br/>
+      </w:r>
+      <w:r>
+        <w:rPr>
+          <w:rStyle w:val="NormalTok"/>
+        </w:rPr>
+        <w:t xml:space="preserve">             </w:t>
+      </w:r>
+      <w:r>
+        <w:rPr>
+          <w:rStyle w:val="AttributeTok"/>
+        </w:rPr>
+        <w:t xml:space="preserve">x =</w:t>
+      </w:r>
+      <w:r>
+        <w:rPr>
+          <w:rStyle w:val="NormalTok"/>
+        </w:rPr>
+        <w:t xml:space="preserve"> max_x </w:t>
       </w:r>
       <w:r>
         <w:rPr>
           <w:rStyle w:val="SpecialCharTok"/>
         </w:rPr>
-        <w:t xml:space="preserve">%&gt;%</w:t>
+        <w:t xml:space="preserve">+</w:t>
+      </w:r>
+      <w:r>
+        <w:rPr>
+          <w:rStyle w:val="NormalTok"/>
+        </w:rPr>
+        <w:t xml:space="preserve"> </w:t>
+      </w:r>
+      <w:r>
+        <w:rPr>
+          <w:rStyle w:val="DecValTok"/>
+        </w:rPr>
+        <w:t xml:space="preserve">5</w:t>
+      </w:r>
+      <w:r>
+        <w:rPr>
+          <w:rStyle w:val="NormalTok"/>
+        </w:rPr>
+        <w:t xml:space="preserve">,</w:t>
+      </w:r>
+      <w:r>
+        <w:br/>
+      </w:r>
+      <w:r>
+        <w:rPr>
+          <w:rStyle w:val="NormalTok"/>
+        </w:rPr>
+        <w:t xml:space="preserve">             </w:t>
+      </w:r>
+      <w:r>
+        <w:rPr>
+          <w:rStyle w:val="AttributeTok"/>
+        </w:rPr>
+        <w:t xml:space="preserve">y =</w:t>
+      </w:r>
+      <w:r>
+        <w:rPr>
+          <w:rStyle w:val="NormalTok"/>
+        </w:rPr>
+        <w:t xml:space="preserve"> </w:t>
+      </w:r>
+      <w:r>
+        <w:rPr>
+          <w:rStyle w:val="ConstantTok"/>
+        </w:rPr>
+        <w:t xml:space="preserve">Inf</w:t>
+      </w:r>
+      <w:r>
+        <w:rPr>
+          <w:rStyle w:val="NormalTok"/>
+        </w:rPr>
+        <w:t xml:space="preserve">,</w:t>
+      </w:r>
+      <w:r>
+        <w:br/>
+      </w:r>
+      <w:r>
+        <w:rPr>
+          <w:rStyle w:val="NormalTok"/>
+        </w:rPr>
+        <w:t xml:space="preserve">             </w:t>
+      </w:r>
+      <w:r>
+        <w:rPr>
+          <w:rStyle w:val="AttributeTok"/>
+        </w:rPr>
+        <w:t xml:space="preserve">label =</w:t>
+      </w:r>
+      <w:r>
+        <w:rPr>
+          <w:rStyle w:val="NormalTok"/>
+        </w:rPr>
+        <w:t xml:space="preserve"> </w:t>
+      </w:r>
+      <w:r>
+        <w:rPr>
+          <w:rStyle w:val="FunctionTok"/>
+        </w:rPr>
+        <w:t xml:space="preserve">paste</w:t>
+      </w:r>
+      <w:r>
+        <w:rPr>
+          <w:rStyle w:val="NormalTok"/>
+        </w:rPr>
+        <w:t xml:space="preserve">(</w:t>
+      </w:r>
+      <w:r>
+        <w:rPr>
+          <w:rStyle w:val="StringTok"/>
+        </w:rPr>
+        <w:t xml:space="preserve">"Class Avg: "</w:t>
+      </w:r>
+      <w:r>
+        <w:rPr>
+          <w:rStyle w:val="NormalTok"/>
+        </w:rPr>
+        <w:t xml:space="preserve">, </w:t>
+      </w:r>
+      <w:r>
+        <w:rPr>
+          <w:rStyle w:val="FunctionTok"/>
+        </w:rPr>
+        <w:t xml:space="preserve">round</w:t>
+      </w:r>
+      <w:r>
+        <w:rPr>
+          <w:rStyle w:val="NormalTok"/>
+        </w:rPr>
+        <w:t xml:space="preserve">(class_avg,</w:t>
+      </w:r>
+      <w:r>
+        <w:rPr>
+          <w:rStyle w:val="DecValTok"/>
+        </w:rPr>
+        <w:t xml:space="preserve">1</w:t>
+      </w:r>
+      <w:r>
+        <w:rPr>
+          <w:rStyle w:val="NormalTok"/>
+        </w:rPr>
+        <w:t xml:space="preserve">)),</w:t>
+      </w:r>
+      <w:r>
+        <w:br/>
+      </w:r>
+      <w:r>
+        <w:rPr>
+          <w:rStyle w:val="NormalTok"/>
+        </w:rPr>
+        <w:t xml:space="preserve">             </w:t>
+      </w:r>
+      <w:r>
+        <w:rPr>
+          <w:rStyle w:val="AttributeTok"/>
+        </w:rPr>
+        <w:t xml:space="preserve">hjust =</w:t>
+      </w:r>
+      <w:r>
+        <w:rPr>
+          <w:rStyle w:val="NormalTok"/>
+        </w:rPr>
+        <w:t xml:space="preserve"> </w:t>
+      </w:r>
+      <w:r>
+        <w:rPr>
+          <w:rStyle w:val="DecValTok"/>
+        </w:rPr>
+        <w:t xml:space="preserve">0</w:t>
+      </w:r>
+      <w:r>
+        <w:rPr>
+          <w:rStyle w:val="NormalTok"/>
+        </w:rPr>
+        <w:t xml:space="preserve">,</w:t>
+      </w:r>
+      <w:r>
+        <w:br/>
+      </w:r>
+      <w:r>
+        <w:rPr>
+          <w:rStyle w:val="NormalTok"/>
+        </w:rPr>
+        <w:t xml:space="preserve">             </w:t>
+      </w:r>
+      <w:r>
+        <w:rPr>
+          <w:rStyle w:val="AttributeTok"/>
+        </w:rPr>
+        <w:t xml:space="preserve">vjust =</w:t>
+      </w:r>
+      <w:r>
+        <w:rPr>
+          <w:rStyle w:val="NormalTok"/>
+        </w:rPr>
+        <w:t xml:space="preserve"> </w:t>
+      </w:r>
+      <w:r>
+        <w:rPr>
+          <w:rStyle w:val="DecValTok"/>
+        </w:rPr>
+        <w:t xml:space="preserve">4</w:t>
+      </w:r>
+      <w:r>
+        <w:rPr>
+          <w:rStyle w:val="NormalTok"/>
+        </w:rPr>
+        <w:t xml:space="preserve">,</w:t>
+      </w:r>
+      <w:r>
+        <w:br/>
+      </w:r>
+      <w:r>
+        <w:rPr>
+          <w:rStyle w:val="NormalTok"/>
+        </w:rPr>
+        <w:t xml:space="preserve">             </w:t>
+      </w:r>
+      <w:r>
+        <w:rPr>
+          <w:rStyle w:val="AttributeTok"/>
+        </w:rPr>
+        <w:t xml:space="preserve">color =</w:t>
+      </w:r>
+      <w:r>
+        <w:rPr>
+          <w:rStyle w:val="NormalTok"/>
+        </w:rPr>
+        <w:t xml:space="preserve"> </w:t>
+      </w:r>
+      <w:r>
+        <w:rPr>
+          <w:rStyle w:val="StringTok"/>
+        </w:rPr>
+        <w:t xml:space="preserve">"red"</w:t>
+      </w:r>
+      <w:r>
+        <w:rPr>
+          <w:rStyle w:val="NormalTok"/>
+        </w:rPr>
+        <w:t xml:space="preserve">,</w:t>
+      </w:r>
+      <w:r>
+        <w:br/>
+      </w:r>
+      <w:r>
+        <w:rPr>
+          <w:rStyle w:val="NormalTok"/>
+        </w:rPr>
+        <w:t xml:space="preserve">             </w:t>
+      </w:r>
+      <w:r>
+        <w:rPr>
+          <w:rStyle w:val="AttributeTok"/>
+        </w:rPr>
+        <w:t xml:space="preserve">fontface =</w:t>
+      </w:r>
+      <w:r>
+        <w:rPr>
+          <w:rStyle w:val="NormalTok"/>
+        </w:rPr>
+        <w:t xml:space="preserve"> </w:t>
+      </w:r>
+      <w:r>
+        <w:rPr>
+          <w:rStyle w:val="StringTok"/>
+        </w:rPr>
+        <w:t xml:space="preserve">"bold"</w:t>
+      </w:r>
+      <w:r>
+        <w:rPr>
+          <w:rStyle w:val="NormalTok"/>
+        </w:rPr>
+        <w:t xml:space="preserve">) </w:t>
+      </w:r>
+      <w:r>
+        <w:rPr>
+          <w:rStyle w:val="SpecialCharTok"/>
+        </w:rPr>
+        <w:t xml:space="preserve">+</w:t>
       </w:r>
       <w:r>
         <w:br/>
@@ -8280,46 +9690,253 @@
         <w:t xml:space="preserve">    </w:t>
       </w:r>
       <w:r>
-        <w:rPr>
-          <w:rStyle w:val="FunctionTok"/>
-        </w:rPr>
-        <w:t xml:space="preserve">filter</w:t>
-      </w:r>
-      <w:r>
-        <w:rPr>
-          <w:rStyle w:val="NormalTok"/>
-        </w:rPr>
-        <w:t xml:space="preserve">(STUDENT_KEY </w:t>
+        <w:br/>
+      </w:r>
+      <w:r>
+        <w:rPr>
+          <w:rStyle w:val="NormalTok"/>
+        </w:rPr>
+        <w:t xml:space="preserve">    </w:t>
+      </w:r>
+      <w:r>
+        <w:rPr>
+          <w:rStyle w:val="FunctionTok"/>
+        </w:rPr>
+        <w:t xml:space="preserve">labs</w:t>
+      </w:r>
+      <w:r>
+        <w:rPr>
+          <w:rStyle w:val="NormalTok"/>
+        </w:rPr>
+        <w:t xml:space="preserve">(</w:t>
+      </w:r>
+      <w:r>
+        <w:br/>
+      </w:r>
+      <w:r>
+        <w:rPr>
+          <w:rStyle w:val="NormalTok"/>
+        </w:rPr>
+        <w:t xml:space="preserve">      </w:t>
+      </w:r>
+      <w:r>
+        <w:rPr>
+          <w:rStyle w:val="AttributeTok"/>
+        </w:rPr>
+        <w:t xml:space="preserve">title =</w:t>
+      </w:r>
+      <w:r>
+        <w:rPr>
+          <w:rStyle w:val="NormalTok"/>
+        </w:rPr>
+        <w:t xml:space="preserve"> </w:t>
+      </w:r>
+      <w:r>
+        <w:rPr>
+          <w:rStyle w:val="StringTok"/>
+        </w:rPr>
+        <w:t xml:space="preserve">"Distribution of Average Quiz Scores"</w:t>
+      </w:r>
+      <w:r>
+        <w:rPr>
+          <w:rStyle w:val="NormalTok"/>
+        </w:rPr>
+        <w:t xml:space="preserve">,</w:t>
+      </w:r>
+      <w:r>
+        <w:br/>
+      </w:r>
+      <w:r>
+        <w:rPr>
+          <w:rStyle w:val="NormalTok"/>
+        </w:rPr>
+        <w:t xml:space="preserve">      </w:t>
+      </w:r>
+      <w:r>
+        <w:rPr>
+          <w:rStyle w:val="AttributeTok"/>
+        </w:rPr>
+        <w:t xml:space="preserve">x =</w:t>
+      </w:r>
+      <w:r>
+        <w:rPr>
+          <w:rStyle w:val="NormalTok"/>
+        </w:rPr>
+        <w:t xml:space="preserve"> </w:t>
+      </w:r>
+      <w:r>
+        <w:rPr>
+          <w:rStyle w:val="StringTok"/>
+        </w:rPr>
+        <w:t xml:space="preserve">"Average Quiz Score"</w:t>
+      </w:r>
+      <w:r>
+        <w:rPr>
+          <w:rStyle w:val="NormalTok"/>
+        </w:rPr>
+        <w:t xml:space="preserve">,</w:t>
+      </w:r>
+      <w:r>
+        <w:br/>
+      </w:r>
+      <w:r>
+        <w:rPr>
+          <w:rStyle w:val="NormalTok"/>
+        </w:rPr>
+        <w:t xml:space="preserve">      </w:t>
+      </w:r>
+      <w:r>
+        <w:rPr>
+          <w:rStyle w:val="AttributeTok"/>
+        </w:rPr>
+        <w:t xml:space="preserve">y =</w:t>
+      </w:r>
+      <w:r>
+        <w:rPr>
+          <w:rStyle w:val="NormalTok"/>
+        </w:rPr>
+        <w:t xml:space="preserve"> </w:t>
+      </w:r>
+      <w:r>
+        <w:rPr>
+          <w:rStyle w:val="StringTok"/>
+        </w:rPr>
+        <w:t xml:space="preserve">"Number of Students"</w:t>
+      </w:r>
+      <w:r>
+        <w:br/>
+      </w:r>
+      <w:r>
+        <w:rPr>
+          <w:rStyle w:val="NormalTok"/>
+        </w:rPr>
+        <w:t xml:space="preserve">    ) </w:t>
       </w:r>
       <w:r>
         <w:rPr>
           <w:rStyle w:val="SpecialCharTok"/>
         </w:rPr>
-        <w:t xml:space="preserve">==</w:t>
-      </w:r>
-      <w:r>
-        <w:rPr>
-          <w:rStyle w:val="NormalTok"/>
-        </w:rPr>
-        <w:t xml:space="preserve"> input</w:t>
+        <w:t xml:space="preserve">+</w:t>
+      </w:r>
+      <w:r>
+        <w:br/>
+      </w:r>
+      <w:r>
+        <w:rPr>
+          <w:rStyle w:val="NormalTok"/>
+        </w:rPr>
+        <w:t xml:space="preserve">    </w:t>
+      </w:r>
+      <w:r>
+        <w:br/>
+      </w:r>
+      <w:r>
+        <w:rPr>
+          <w:rStyle w:val="NormalTok"/>
+        </w:rPr>
+        <w:t xml:space="preserve">    </w:t>
+      </w:r>
+      <w:r>
+        <w:rPr>
+          <w:rStyle w:val="FunctionTok"/>
+        </w:rPr>
+        <w:t xml:space="preserve">coord_cartesian</w:t>
+      </w:r>
+      <w:r>
+        <w:rPr>
+          <w:rStyle w:val="NormalTok"/>
+        </w:rPr>
+        <w:t xml:space="preserve">(</w:t>
+      </w:r>
+      <w:r>
+        <w:rPr>
+          <w:rStyle w:val="AttributeTok"/>
+        </w:rPr>
+        <w:t xml:space="preserve">xlim =</w:t>
+      </w:r>
+      <w:r>
+        <w:rPr>
+          <w:rStyle w:val="NormalTok"/>
+        </w:rPr>
+        <w:t xml:space="preserve"> </w:t>
+      </w:r>
+      <w:r>
+        <w:rPr>
+          <w:rStyle w:val="FunctionTok"/>
+        </w:rPr>
+        <w:t xml:space="preserve">c</w:t>
+      </w:r>
+      <w:r>
+        <w:rPr>
+          <w:rStyle w:val="NormalTok"/>
+        </w:rPr>
+        <w:t xml:space="preserve">(</w:t>
+      </w:r>
+      <w:r>
+        <w:rPr>
+          <w:rStyle w:val="DecValTok"/>
+        </w:rPr>
+        <w:t xml:space="preserve">0</w:t>
+      </w:r>
+      <w:r>
+        <w:rPr>
+          <w:rStyle w:val="NormalTok"/>
+        </w:rPr>
+        <w:t xml:space="preserve">, max_x </w:t>
       </w:r>
       <w:r>
         <w:rPr>
           <w:rStyle w:val="SpecialCharTok"/>
         </w:rPr>
-        <w:t xml:space="preserve">$</w:t>
-      </w:r>
-      <w:r>
-        <w:rPr>
-          <w:rStyle w:val="NormalTok"/>
-        </w:rPr>
-        <w:t xml:space="preserve">student_id) </w:t>
+        <w:t xml:space="preserve">+</w:t>
+      </w:r>
+      <w:r>
+        <w:rPr>
+          <w:rStyle w:val="NormalTok"/>
+        </w:rPr>
+        <w:t xml:space="preserve"> </w:t>
+      </w:r>
+      <w:r>
+        <w:rPr>
+          <w:rStyle w:val="DecValTok"/>
+        </w:rPr>
+        <w:t xml:space="preserve">15</w:t>
+      </w:r>
+      <w:r>
+        <w:rPr>
+          <w:rStyle w:val="NormalTok"/>
+        </w:rPr>
+        <w:t xml:space="preserve">), </w:t>
+      </w:r>
+      <w:r>
+        <w:rPr>
+          <w:rStyle w:val="AttributeTok"/>
+        </w:rPr>
+        <w:t xml:space="preserve">clip =</w:t>
+      </w:r>
+      <w:r>
+        <w:rPr>
+          <w:rStyle w:val="NormalTok"/>
+        </w:rPr>
+        <w:t xml:space="preserve"> </w:t>
+      </w:r>
+      <w:r>
+        <w:rPr>
+          <w:rStyle w:val="StringTok"/>
+        </w:rPr>
+        <w:t xml:space="preserve">"off"</w:t>
+      </w:r>
+      <w:r>
+        <w:rPr>
+          <w:rStyle w:val="NormalTok"/>
+        </w:rPr>
+        <w:t xml:space="preserve">) </w:t>
       </w:r>
       <w:r>
         <w:rPr>
           <w:rStyle w:val="SpecialCharTok"/>
         </w:rPr>
-        <w:t xml:space="preserve">%&gt;%</w:t>
+        <w:t xml:space="preserve">+</w:t>
       </w:r>
       <w:r>
         <w:br/>
@@ -8331,27 +9948,6 @@
         <w:t xml:space="preserve">    </w:t>
       </w:r>
       <w:r>
-        <w:rPr>
-          <w:rStyle w:val="FunctionTok"/>
-        </w:rPr>
-        <w:t xml:space="preserve">pull</w:t>
-      </w:r>
-      <w:r>
-        <w:rPr>
-          <w:rStyle w:val="NormalTok"/>
-        </w:rPr>
-        <w:t xml:space="preserve">(avg_quiz)</w:t>
-      </w:r>
-      <w:r>
-        <w:br/>
-      </w:r>
-      <w:r>
-        <w:rPr>
-          <w:rStyle w:val="NormalTok"/>
-        </w:rPr>
-        <w:t xml:space="preserve">  </w:t>
-      </w:r>
-      <w:r>
         <w:br/>
       </w:r>
       <w:r>
@@ -8362,87 +9958,21 @@
       </w:r>
       <w:r>
         <w:rPr>
-          <w:rStyle w:val="CommentTok"/>
-        </w:rPr>
-        <w:t xml:space="preserve"># class average (optional but recommended)</w:t>
-      </w:r>
-      <w:r>
-        <w:br/>
-      </w:r>
-      <w:r>
-        <w:rPr>
-          <w:rStyle w:val="NormalTok"/>
-        </w:rPr>
-        <w:t xml:space="preserve">    class_avg </w:t>
-      </w:r>
-      <w:r>
-        <w:rPr>
-          <w:rStyle w:val="OtherTok"/>
-        </w:rPr>
-        <w:t xml:space="preserve">&lt;-</w:t>
-      </w:r>
-      <w:r>
-        <w:rPr>
-          <w:rStyle w:val="NormalTok"/>
-        </w:rPr>
-        <w:t xml:space="preserve"> </w:t>
-      </w:r>
-      <w:r>
-        <w:rPr>
-          <w:rStyle w:val="FunctionTok"/>
-        </w:rPr>
-        <w:t xml:space="preserve">mean</w:t>
-      </w:r>
-      <w:r>
-        <w:rPr>
-          <w:rStyle w:val="NormalTok"/>
-        </w:rPr>
-        <w:t xml:space="preserve">(avg_quiz_by_student</w:t>
+          <w:rStyle w:val="FunctionTok"/>
+        </w:rPr>
+        <w:t xml:space="preserve">theme_classic</w:t>
+      </w:r>
+      <w:r>
+        <w:rPr>
+          <w:rStyle w:val="NormalTok"/>
+        </w:rPr>
+        <w:t xml:space="preserve">() </w:t>
       </w:r>
       <w:r>
         <w:rPr>
           <w:rStyle w:val="SpecialCharTok"/>
         </w:rPr>
-        <w:t xml:space="preserve">$</w:t>
-      </w:r>
-      <w:r>
-        <w:rPr>
-          <w:rStyle w:val="NormalTok"/>
-        </w:rPr>
-        <w:t xml:space="preserve">avg_quiz, </w:t>
-      </w:r>
-      <w:r>
-        <w:rPr>
-          <w:rStyle w:val="AttributeTok"/>
-        </w:rPr>
-        <w:t xml:space="preserve">na.rm =</w:t>
-      </w:r>
-      <w:r>
-        <w:rPr>
-          <w:rStyle w:val="NormalTok"/>
-        </w:rPr>
-        <w:t xml:space="preserve"> </w:t>
-      </w:r>
-      <w:r>
-        <w:rPr>
-          <w:rStyle w:val="ConstantTok"/>
-        </w:rPr>
-        <w:t xml:space="preserve">TRUE</w:t>
-      </w:r>
-      <w:r>
-        <w:rPr>
-          <w:rStyle w:val="NormalTok"/>
-        </w:rPr>
-        <w:t xml:space="preserve">)</w:t>
-      </w:r>
-      <w:r>
-        <w:br/>
-      </w:r>
-      <w:r>
-        <w:rPr>
-          <w:rStyle w:val="NormalTok"/>
-        </w:rPr>
-        <w:t xml:space="preserve">  </w:t>
+        <w:t xml:space="preserve">+</w:t>
       </w:r>
       <w:r>
         <w:br/>
@@ -8457,19 +9987,7 @@
         <w:rPr>
           <w:rStyle w:val="FunctionTok"/>
         </w:rPr>
-        <w:t xml:space="preserve">ggplot</w:t>
-      </w:r>
-      <w:r>
-        <w:rPr>
-          <w:rStyle w:val="NormalTok"/>
-        </w:rPr>
-        <w:t xml:space="preserve">(avg_quiz_by_student, </w:t>
-      </w:r>
-      <w:r>
-        <w:rPr>
-          <w:rStyle w:val="FunctionTok"/>
-        </w:rPr>
-        <w:t xml:space="preserve">aes</w:t>
+        <w:t xml:space="preserve">theme</w:t>
       </w:r>
       <w:r>
         <w:rPr>
@@ -8478,37 +9996,31 @@
         <w:t xml:space="preserve">(</w:t>
       </w:r>
       <w:r>
-        <w:rPr>
-          <w:rStyle w:val="AttributeTok"/>
-        </w:rPr>
-        <w:t xml:space="preserve">x =</w:t>
-      </w:r>
-      <w:r>
-        <w:rPr>
-          <w:rStyle w:val="NormalTok"/>
-        </w:rPr>
-        <w:t xml:space="preserve"> avg_quiz)) </w:t>
-      </w:r>
-      <w:r>
-        <w:rPr>
-          <w:rStyle w:val="SpecialCharTok"/>
-        </w:rPr>
-        <w:t xml:space="preserve">+</w:t>
-      </w:r>
-      <w:r>
-        <w:br/>
-      </w:r>
-      <w:r>
-        <w:rPr>
-          <w:rStyle w:val="NormalTok"/>
-        </w:rPr>
-        <w:t xml:space="preserve">    </w:t>
-      </w:r>
-      <w:r>
-        <w:rPr>
-          <w:rStyle w:val="FunctionTok"/>
-        </w:rPr>
-        <w:t xml:space="preserve">geom_histogram</w:t>
+        <w:br/>
+      </w:r>
+      <w:r>
+        <w:rPr>
+          <w:rStyle w:val="NormalTok"/>
+        </w:rPr>
+        <w:t xml:space="preserve">      </w:t>
+      </w:r>
+      <w:r>
+        <w:rPr>
+          <w:rStyle w:val="AttributeTok"/>
+        </w:rPr>
+        <w:t xml:space="preserve">plot.margin =</w:t>
+      </w:r>
+      <w:r>
+        <w:rPr>
+          <w:rStyle w:val="NormalTok"/>
+        </w:rPr>
+        <w:t xml:space="preserve"> </w:t>
+      </w:r>
+      <w:r>
+        <w:rPr>
+          <w:rStyle w:val="FunctionTok"/>
+        </w:rPr>
+        <w:t xml:space="preserve">margin</w:t>
       </w:r>
       <w:r>
         <w:rPr>
@@ -8518,21 +10030,9 @@
       </w:r>
       <w:r>
         <w:rPr>
-          <w:rStyle w:val="AttributeTok"/>
-        </w:rPr>
-        <w:t xml:space="preserve">binwidth =</w:t>
-      </w:r>
-      <w:r>
-        <w:rPr>
-          <w:rStyle w:val="NormalTok"/>
-        </w:rPr>
-        <w:t xml:space="preserve"> </w:t>
-      </w:r>
-      <w:r>
-        <w:rPr>
           <w:rStyle w:val="DecValTok"/>
         </w:rPr>
-        <w:t xml:space="preserve">4</w:t>
+        <w:t xml:space="preserve">10</w:t>
       </w:r>
       <w:r>
         <w:rPr>
@@ -8542,21 +10042,9 @@
       </w:r>
       <w:r>
         <w:rPr>
-          <w:rStyle w:val="AttributeTok"/>
-        </w:rPr>
-        <w:t xml:space="preserve">fill =</w:t>
-      </w:r>
-      <w:r>
-        <w:rPr>
-          <w:rStyle w:val="NormalTok"/>
-        </w:rPr>
-        <w:t xml:space="preserve"> </w:t>
-      </w:r>
-      <w:r>
-        <w:rPr>
-          <w:rStyle w:val="StringTok"/>
-        </w:rPr>
-        <w:t xml:space="preserve">"#BCD8EC"</w:t>
+          <w:rStyle w:val="DecValTok"/>
+        </w:rPr>
+        <w:t xml:space="preserve">80</w:t>
       </w:r>
       <w:r>
         <w:rPr>
@@ -8566,621 +10054,9 @@
       </w:r>
       <w:r>
         <w:rPr>
-          <w:rStyle w:val="AttributeTok"/>
-        </w:rPr>
-        <w:t xml:space="preserve">color =</w:t>
-      </w:r>
-      <w:r>
-        <w:rPr>
-          <w:rStyle w:val="NormalTok"/>
-        </w:rPr>
-        <w:t xml:space="preserve"> </w:t>
-      </w:r>
-      <w:r>
-        <w:rPr>
-          <w:rStyle w:val="StringTok"/>
-        </w:rPr>
-        <w:t xml:space="preserve">"black"</w:t>
-      </w:r>
-      <w:r>
-        <w:rPr>
-          <w:rStyle w:val="NormalTok"/>
-        </w:rPr>
-        <w:t xml:space="preserve">) </w:t>
-      </w:r>
-      <w:r>
-        <w:rPr>
-          <w:rStyle w:val="SpecialCharTok"/>
-        </w:rPr>
-        <w:t xml:space="preserve">+</w:t>
-      </w:r>
-      <w:r>
-        <w:br/>
-      </w:r>
-      <w:r>
-        <w:rPr>
-          <w:rStyle w:val="NormalTok"/>
-        </w:rPr>
-        <w:t xml:space="preserve">    </w:t>
-      </w:r>
-      <w:r>
-        <w:br/>
-      </w:r>
-      <w:r>
-        <w:rPr>
-          <w:rStyle w:val="NormalTok"/>
-        </w:rPr>
-        <w:t xml:space="preserve">    </w:t>
-      </w:r>
-      <w:r>
-        <w:rPr>
-          <w:rStyle w:val="CommentTok"/>
-        </w:rPr>
-        <w:t xml:space="preserve"># student line</w:t>
-      </w:r>
-      <w:r>
-        <w:br/>
-      </w:r>
-      <w:r>
-        <w:rPr>
-          <w:rStyle w:val="NormalTok"/>
-        </w:rPr>
-        <w:t xml:space="preserve">    </w:t>
-      </w:r>
-      <w:r>
-        <w:rPr>
-          <w:rStyle w:val="FunctionTok"/>
-        </w:rPr>
-        <w:t xml:space="preserve">geom_vline</w:t>
-      </w:r>
-      <w:r>
-        <w:rPr>
-          <w:rStyle w:val="NormalTok"/>
-        </w:rPr>
-        <w:t xml:space="preserve">(</w:t>
-      </w:r>
-      <w:r>
-        <w:rPr>
-          <w:rStyle w:val="AttributeTok"/>
-        </w:rPr>
-        <w:t xml:space="preserve">xintercept =</w:t>
-      </w:r>
-      <w:r>
-        <w:rPr>
-          <w:rStyle w:val="NormalTok"/>
-        </w:rPr>
-        <w:t xml:space="preserve"> student_avg,</w:t>
-      </w:r>
-      <w:r>
-        <w:br/>
-      </w:r>
-      <w:r>
-        <w:rPr>
-          <w:rStyle w:val="NormalTok"/>
-        </w:rPr>
-        <w:t xml:space="preserve">               </w:t>
-      </w:r>
-      <w:r>
-        <w:rPr>
-          <w:rStyle w:val="AttributeTok"/>
-        </w:rPr>
-        <w:t xml:space="preserve">color =</w:t>
-      </w:r>
-      <w:r>
-        <w:rPr>
-          <w:rStyle w:val="NormalTok"/>
-        </w:rPr>
-        <w:t xml:space="preserve"> </w:t>
-      </w:r>
-      <w:r>
-        <w:rPr>
-          <w:rStyle w:val="StringTok"/>
-        </w:rPr>
-        <w:t xml:space="preserve">"blue"</w:t>
-      </w:r>
-      <w:r>
-        <w:rPr>
-          <w:rStyle w:val="NormalTok"/>
-        </w:rPr>
-        <w:t xml:space="preserve">,</w:t>
-      </w:r>
-      <w:r>
-        <w:br/>
-      </w:r>
-      <w:r>
-        <w:rPr>
-          <w:rStyle w:val="NormalTok"/>
-        </w:rPr>
-        <w:t xml:space="preserve">               </w:t>
-      </w:r>
-      <w:r>
-        <w:rPr>
-          <w:rStyle w:val="AttributeTok"/>
-        </w:rPr>
-        <w:t xml:space="preserve">size =</w:t>
-      </w:r>
-      <w:r>
-        <w:rPr>
-          <w:rStyle w:val="NormalTok"/>
-        </w:rPr>
-        <w:t xml:space="preserve"> </w:t>
-      </w:r>
-      <w:r>
-        <w:rPr>
-          <w:rStyle w:val="FloatTok"/>
-        </w:rPr>
-        <w:t xml:space="preserve">1.5</w:t>
-      </w:r>
-      <w:r>
-        <w:rPr>
-          <w:rStyle w:val="NormalTok"/>
-        </w:rPr>
-        <w:t xml:space="preserve">) </w:t>
-      </w:r>
-      <w:r>
-        <w:rPr>
-          <w:rStyle w:val="SpecialCharTok"/>
-        </w:rPr>
-        <w:t xml:space="preserve">+</w:t>
-      </w:r>
-      <w:r>
-        <w:br/>
-      </w:r>
-      <w:r>
-        <w:rPr>
-          <w:rStyle w:val="NormalTok"/>
-        </w:rPr>
-        <w:t xml:space="preserve">    </w:t>
-      </w:r>
-      <w:r>
-        <w:br/>
-      </w:r>
-      <w:r>
-        <w:rPr>
-          <w:rStyle w:val="NormalTok"/>
-        </w:rPr>
-        <w:t xml:space="preserve">    </w:t>
-      </w:r>
-      <w:r>
-        <w:rPr>
-          <w:rStyle w:val="CommentTok"/>
-        </w:rPr>
-        <w:t xml:space="preserve"># class average line</w:t>
-      </w:r>
-      <w:r>
-        <w:br/>
-      </w:r>
-      <w:r>
-        <w:rPr>
-          <w:rStyle w:val="NormalTok"/>
-        </w:rPr>
-        <w:t xml:space="preserve">    </w:t>
-      </w:r>
-      <w:r>
-        <w:rPr>
-          <w:rStyle w:val="FunctionTok"/>
-        </w:rPr>
-        <w:t xml:space="preserve">geom_vline</w:t>
-      </w:r>
-      <w:r>
-        <w:rPr>
-          <w:rStyle w:val="NormalTok"/>
-        </w:rPr>
-        <w:t xml:space="preserve">(</w:t>
-      </w:r>
-      <w:r>
-        <w:rPr>
-          <w:rStyle w:val="AttributeTok"/>
-        </w:rPr>
-        <w:t xml:space="preserve">xintercept =</w:t>
-      </w:r>
-      <w:r>
-        <w:rPr>
-          <w:rStyle w:val="NormalTok"/>
-        </w:rPr>
-        <w:t xml:space="preserve"> class_avg,</w:t>
-      </w:r>
-      <w:r>
-        <w:br/>
-      </w:r>
-      <w:r>
-        <w:rPr>
-          <w:rStyle w:val="NormalTok"/>
-        </w:rPr>
-        <w:t xml:space="preserve">               </w:t>
-      </w:r>
-      <w:r>
-        <w:rPr>
-          <w:rStyle w:val="AttributeTok"/>
-        </w:rPr>
-        <w:t xml:space="preserve">color =</w:t>
-      </w:r>
-      <w:r>
-        <w:rPr>
-          <w:rStyle w:val="NormalTok"/>
-        </w:rPr>
-        <w:t xml:space="preserve"> </w:t>
-      </w:r>
-      <w:r>
-        <w:rPr>
-          <w:rStyle w:val="StringTok"/>
-        </w:rPr>
-        <w:t xml:space="preserve">"red"</w:t>
-      </w:r>
-      <w:r>
-        <w:rPr>
-          <w:rStyle w:val="NormalTok"/>
-        </w:rPr>
-        <w:t xml:space="preserve">,</w:t>
-      </w:r>
-      <w:r>
-        <w:br/>
-      </w:r>
-      <w:r>
-        <w:rPr>
-          <w:rStyle w:val="NormalTok"/>
-        </w:rPr>
-        <w:t xml:space="preserve">               </w:t>
-      </w:r>
-      <w:r>
-        <w:rPr>
-          <w:rStyle w:val="AttributeTok"/>
-        </w:rPr>
-        <w:t xml:space="preserve">linetype =</w:t>
-      </w:r>
-      <w:r>
-        <w:rPr>
-          <w:rStyle w:val="NormalTok"/>
-        </w:rPr>
-        <w:t xml:space="preserve"> </w:t>
-      </w:r>
-      <w:r>
-        <w:rPr>
-          <w:rStyle w:val="StringTok"/>
-        </w:rPr>
-        <w:t xml:space="preserve">"dashed"</w:t>
-      </w:r>
-      <w:r>
-        <w:rPr>
-          <w:rStyle w:val="NormalTok"/>
-        </w:rPr>
-        <w:t xml:space="preserve">,</w:t>
-      </w:r>
-      <w:r>
-        <w:br/>
-      </w:r>
-      <w:r>
-        <w:rPr>
-          <w:rStyle w:val="NormalTok"/>
-        </w:rPr>
-        <w:t xml:space="preserve">               </w:t>
-      </w:r>
-      <w:r>
-        <w:rPr>
-          <w:rStyle w:val="AttributeTok"/>
-        </w:rPr>
-        <w:t xml:space="preserve">size =</w:t>
-      </w:r>
-      <w:r>
-        <w:rPr>
-          <w:rStyle w:val="NormalTok"/>
-        </w:rPr>
-        <w:t xml:space="preserve"> </w:t>
-      </w:r>
-      <w:r>
-        <w:rPr>
-          <w:rStyle w:val="FloatTok"/>
-        </w:rPr>
-        <w:t xml:space="preserve">1.2</w:t>
-      </w:r>
-      <w:r>
-        <w:rPr>
-          <w:rStyle w:val="NormalTok"/>
-        </w:rPr>
-        <w:t xml:space="preserve">) </w:t>
-      </w:r>
-      <w:r>
-        <w:rPr>
-          <w:rStyle w:val="SpecialCharTok"/>
-        </w:rPr>
-        <w:t xml:space="preserve">+</w:t>
-      </w:r>
-      <w:r>
-        <w:br/>
-      </w:r>
-      <w:r>
-        <w:rPr>
-          <w:rStyle w:val="NormalTok"/>
-        </w:rPr>
-        <w:t xml:space="preserve">    </w:t>
-      </w:r>
-      <w:r>
-        <w:br/>
-      </w:r>
-      <w:r>
-        <w:rPr>
-          <w:rStyle w:val="NormalTok"/>
-        </w:rPr>
-        <w:t xml:space="preserve">    </w:t>
-      </w:r>
-      <w:r>
-        <w:rPr>
-          <w:rStyle w:val="FunctionTok"/>
-        </w:rPr>
-        <w:t xml:space="preserve">labs</w:t>
-      </w:r>
-      <w:r>
-        <w:rPr>
-          <w:rStyle w:val="NormalTok"/>
-        </w:rPr>
-        <w:t xml:space="preserve">(</w:t>
-      </w:r>
-      <w:r>
-        <w:br/>
-      </w:r>
-      <w:r>
-        <w:rPr>
-          <w:rStyle w:val="NormalTok"/>
-        </w:rPr>
-        <w:t xml:space="preserve">      </w:t>
-      </w:r>
-      <w:r>
-        <w:rPr>
-          <w:rStyle w:val="AttributeTok"/>
-        </w:rPr>
-        <w:t xml:space="preserve">title =</w:t>
-      </w:r>
-      <w:r>
-        <w:rPr>
-          <w:rStyle w:val="NormalTok"/>
-        </w:rPr>
-        <w:t xml:space="preserve"> </w:t>
-      </w:r>
-      <w:r>
-        <w:rPr>
-          <w:rStyle w:val="StringTok"/>
-        </w:rPr>
-        <w:t xml:space="preserve">"Distribution of Average Quiz Scores"</w:t>
-      </w:r>
-      <w:r>
-        <w:rPr>
-          <w:rStyle w:val="NormalTok"/>
-        </w:rPr>
-        <w:t xml:space="preserve">,</w:t>
-      </w:r>
-      <w:r>
-        <w:br/>
-      </w:r>
-      <w:r>
-        <w:rPr>
-          <w:rStyle w:val="NormalTok"/>
-        </w:rPr>
-        <w:t xml:space="preserve">      </w:t>
-      </w:r>
-      <w:r>
-        <w:rPr>
-          <w:rStyle w:val="AttributeTok"/>
-        </w:rPr>
-        <w:t xml:space="preserve">x =</w:t>
-      </w:r>
-      <w:r>
-        <w:rPr>
-          <w:rStyle w:val="NormalTok"/>
-        </w:rPr>
-        <w:t xml:space="preserve"> </w:t>
-      </w:r>
-      <w:r>
-        <w:rPr>
-          <w:rStyle w:val="StringTok"/>
-        </w:rPr>
-        <w:t xml:space="preserve">"Average Quiz Score"</w:t>
-      </w:r>
-      <w:r>
-        <w:rPr>
-          <w:rStyle w:val="NormalTok"/>
-        </w:rPr>
-        <w:t xml:space="preserve">,</w:t>
-      </w:r>
-      <w:r>
-        <w:br/>
-      </w:r>
-      <w:r>
-        <w:rPr>
-          <w:rStyle w:val="NormalTok"/>
-        </w:rPr>
-        <w:t xml:space="preserve">      </w:t>
-      </w:r>
-      <w:r>
-        <w:rPr>
-          <w:rStyle w:val="AttributeTok"/>
-        </w:rPr>
-        <w:t xml:space="preserve">y =</w:t>
-      </w:r>
-      <w:r>
-        <w:rPr>
-          <w:rStyle w:val="NormalTok"/>
-        </w:rPr>
-        <w:t xml:space="preserve"> </w:t>
-      </w:r>
-      <w:r>
-        <w:rPr>
-          <w:rStyle w:val="StringTok"/>
-        </w:rPr>
-        <w:t xml:space="preserve">"Number of Students"</w:t>
-      </w:r>
-      <w:r>
-        <w:br/>
-      </w:r>
-      <w:r>
-        <w:rPr>
-          <w:rStyle w:val="NormalTok"/>
-        </w:rPr>
-        <w:t xml:space="preserve">    ) </w:t>
-      </w:r>
-      <w:r>
-        <w:rPr>
-          <w:rStyle w:val="SpecialCharTok"/>
-        </w:rPr>
-        <w:t xml:space="preserve">+</w:t>
-      </w:r>
-      <w:r>
-        <w:br/>
-      </w:r>
-      <w:r>
-        <w:rPr>
-          <w:rStyle w:val="NormalTok"/>
-        </w:rPr>
-        <w:t xml:space="preserve">    </w:t>
-      </w:r>
-      <w:r>
-        <w:br/>
-      </w:r>
-      <w:r>
-        <w:rPr>
-          <w:rStyle w:val="NormalTok"/>
-        </w:rPr>
-        <w:t xml:space="preserve">    </w:t>
-      </w:r>
-      <w:r>
-        <w:rPr>
-          <w:rStyle w:val="FunctionTok"/>
-        </w:rPr>
-        <w:t xml:space="preserve">annotate</w:t>
-      </w:r>
-      <w:r>
-        <w:rPr>
-          <w:rStyle w:val="NormalTok"/>
-        </w:rPr>
-        <w:t xml:space="preserve">(</w:t>
-      </w:r>
-      <w:r>
-        <w:rPr>
-          <w:rStyle w:val="StringTok"/>
-        </w:rPr>
-        <w:t xml:space="preserve">"text"</w:t>
-      </w:r>
-      <w:r>
-        <w:rPr>
-          <w:rStyle w:val="NormalTok"/>
-        </w:rPr>
-        <w:t xml:space="preserve">,</w:t>
-      </w:r>
-      <w:r>
-        <w:br/>
-      </w:r>
-      <w:r>
-        <w:rPr>
-          <w:rStyle w:val="NormalTok"/>
-        </w:rPr>
-        <w:t xml:space="preserve">             </w:t>
-      </w:r>
-      <w:r>
-        <w:rPr>
-          <w:rStyle w:val="AttributeTok"/>
-        </w:rPr>
-        <w:t xml:space="preserve">x =</w:t>
-      </w:r>
-      <w:r>
-        <w:rPr>
-          <w:rStyle w:val="NormalTok"/>
-        </w:rPr>
-        <w:t xml:space="preserve"> student_avg,</w:t>
-      </w:r>
-      <w:r>
-        <w:br/>
-      </w:r>
-      <w:r>
-        <w:rPr>
-          <w:rStyle w:val="NormalTok"/>
-        </w:rPr>
-        <w:t xml:space="preserve">             </w:t>
-      </w:r>
-      <w:r>
-        <w:rPr>
-          <w:rStyle w:val="AttributeTok"/>
-        </w:rPr>
-        <w:t xml:space="preserve">y =</w:t>
-      </w:r>
-      <w:r>
-        <w:rPr>
-          <w:rStyle w:val="NormalTok"/>
-        </w:rPr>
-        <w:t xml:space="preserve"> </w:t>
-      </w:r>
-      <w:r>
-        <w:rPr>
-          <w:rStyle w:val="ConstantTok"/>
-        </w:rPr>
-        <w:t xml:space="preserve">Inf</w:t>
-      </w:r>
-      <w:r>
-        <w:rPr>
-          <w:rStyle w:val="NormalTok"/>
-        </w:rPr>
-        <w:t xml:space="preserve">,</w:t>
-      </w:r>
-      <w:r>
-        <w:br/>
-      </w:r>
-      <w:r>
-        <w:rPr>
-          <w:rStyle w:val="NormalTok"/>
-        </w:rPr>
-        <w:t xml:space="preserve">             </w:t>
-      </w:r>
-      <w:r>
-        <w:rPr>
-          <w:rStyle w:val="AttributeTok"/>
-        </w:rPr>
-        <w:t xml:space="preserve">label =</w:t>
-      </w:r>
-      <w:r>
-        <w:rPr>
-          <w:rStyle w:val="NormalTok"/>
-        </w:rPr>
-        <w:t xml:space="preserve"> </w:t>
-      </w:r>
-      <w:r>
-        <w:rPr>
-          <w:rStyle w:val="FunctionTok"/>
-        </w:rPr>
-        <w:t xml:space="preserve">paste</w:t>
-      </w:r>
-      <w:r>
-        <w:rPr>
-          <w:rStyle w:val="NormalTok"/>
-        </w:rPr>
-        <w:t xml:space="preserve">(</w:t>
-      </w:r>
-      <w:r>
-        <w:rPr>
-          <w:rStyle w:val="StringTok"/>
-        </w:rPr>
-        <w:t xml:space="preserve">"You ("</w:t>
-      </w:r>
-      <w:r>
-        <w:rPr>
-          <w:rStyle w:val="NormalTok"/>
-        </w:rPr>
-        <w:t xml:space="preserve">, input</w:t>
-      </w:r>
-      <w:r>
-        <w:rPr>
-          <w:rStyle w:val="SpecialCharTok"/>
-        </w:rPr>
-        <w:t xml:space="preserve">$</w:t>
-      </w:r>
-      <w:r>
-        <w:rPr>
-          <w:rStyle w:val="NormalTok"/>
-        </w:rPr>
-        <w:t xml:space="preserve">student_id, </w:t>
-      </w:r>
-      <w:r>
-        <w:rPr>
-          <w:rStyle w:val="StringTok"/>
-        </w:rPr>
-        <w:t xml:space="preserve">")"</w:t>
+          <w:rStyle w:val="DecValTok"/>
+        </w:rPr>
+        <w:t xml:space="preserve">10</w:t>
       </w:r>
       <w:r>
         <w:rPr>
@@ -9190,144 +10066,42 @@
       </w:r>
       <w:r>
         <w:rPr>
-          <w:rStyle w:val="AttributeTok"/>
-        </w:rPr>
-        <w:t xml:space="preserve">sep =</w:t>
-      </w:r>
-      <w:r>
-        <w:rPr>
-          <w:rStyle w:val="NormalTok"/>
-        </w:rPr>
-        <w:t xml:space="preserve"> </w:t>
-      </w:r>
-      <w:r>
-        <w:rPr>
-          <w:rStyle w:val="StringTok"/>
-        </w:rPr>
-        <w:t xml:space="preserve">""</w:t>
-      </w:r>
-      <w:r>
-        <w:rPr>
-          <w:rStyle w:val="NormalTok"/>
-        </w:rPr>
-        <w:t xml:space="preserve">),</w:t>
-      </w:r>
-      <w:r>
-        <w:br/>
-      </w:r>
-      <w:r>
-        <w:rPr>
-          <w:rStyle w:val="NormalTok"/>
-        </w:rPr>
-        <w:t xml:space="preserve">             </w:t>
-      </w:r>
-      <w:r>
-        <w:rPr>
-          <w:rStyle w:val="AttributeTok"/>
-        </w:rPr>
-        <w:t xml:space="preserve">vjust =</w:t>
-      </w:r>
-      <w:r>
-        <w:rPr>
-          <w:rStyle w:val="NormalTok"/>
-        </w:rPr>
-        <w:t xml:space="preserve"> </w:t>
-      </w:r>
-      <w:r>
-        <w:rPr>
-          <w:rStyle w:val="SpecialCharTok"/>
-        </w:rPr>
-        <w:t xml:space="preserve">-</w:t>
-      </w:r>
-      <w:r>
-        <w:rPr>
-          <w:rStyle w:val="FloatTok"/>
-        </w:rPr>
-        <w:t xml:space="preserve">0.5</w:t>
-      </w:r>
-      <w:r>
-        <w:rPr>
-          <w:rStyle w:val="NormalTok"/>
-        </w:rPr>
-        <w:t xml:space="preserve">,</w:t>
-      </w:r>
-      <w:r>
-        <w:br/>
-      </w:r>
-      <w:r>
-        <w:rPr>
-          <w:rStyle w:val="NormalTok"/>
-        </w:rPr>
-        <w:t xml:space="preserve">             </w:t>
-      </w:r>
-      <w:r>
-        <w:rPr>
-          <w:rStyle w:val="AttributeTok"/>
-        </w:rPr>
-        <w:t xml:space="preserve">color =</w:t>
-      </w:r>
-      <w:r>
-        <w:rPr>
-          <w:rStyle w:val="NormalTok"/>
-        </w:rPr>
-        <w:t xml:space="preserve"> </w:t>
-      </w:r>
-      <w:r>
-        <w:rPr>
-          <w:rStyle w:val="StringTok"/>
-        </w:rPr>
-        <w:t xml:space="preserve">'#FFBCE1'</w:t>
-      </w:r>
-      <w:r>
-        <w:rPr>
-          <w:rStyle w:val="NormalTok"/>
-        </w:rPr>
-        <w:t xml:space="preserve">) </w:t>
-      </w:r>
-      <w:r>
-        <w:rPr>
-          <w:rStyle w:val="SpecialCharTok"/>
-        </w:rPr>
-        <w:t xml:space="preserve">+</w:t>
-      </w:r>
-      <w:r>
-        <w:br/>
-      </w:r>
-      <w:r>
-        <w:rPr>
-          <w:rStyle w:val="NormalTok"/>
-        </w:rPr>
-        <w:t xml:space="preserve">    </w:t>
-      </w:r>
-      <w:r>
-        <w:br/>
-      </w:r>
-      <w:r>
-        <w:rPr>
-          <w:rStyle w:val="NormalTok"/>
-        </w:rPr>
-        <w:t xml:space="preserve">    </w:t>
-      </w:r>
-      <w:r>
-        <w:rPr>
-          <w:rStyle w:val="FunctionTok"/>
-        </w:rPr>
-        <w:t xml:space="preserve">theme_classic</w:t>
-      </w:r>
-      <w:r>
-        <w:rPr>
-          <w:rStyle w:val="NormalTok"/>
-        </w:rPr>
-        <w:t xml:space="preserve">()</w:t>
-      </w:r>
-      <w:r>
-        <w:br/>
-      </w:r>
-      <w:r>
-        <w:rPr>
-          <w:rStyle w:val="NormalTok"/>
-        </w:rPr>
-        <w:t xml:space="preserve">    })</w:t>
+          <w:rStyle w:val="DecValTok"/>
+        </w:rPr>
+        <w:t xml:space="preserve">10</w:t>
+      </w:r>
+      <w:r>
+        <w:rPr>
+          <w:rStyle w:val="NormalTok"/>
+        </w:rPr>
+        <w:t xml:space="preserve">)  </w:t>
+      </w:r>
+      <w:r>
+        <w:br/>
+      </w:r>
+      <w:r>
+        <w:rPr>
+          <w:rStyle w:val="NormalTok"/>
+        </w:rPr>
+        <w:t xml:space="preserve">    )</w:t>
+      </w:r>
+      <w:r>
+        <w:br/>
+      </w:r>
+      <w:r>
+        <w:rPr>
+          <w:rStyle w:val="NormalTok"/>
+        </w:rPr>
+        <w:t xml:space="preserve">  })</w:t>
+      </w:r>
+      <w:r>
+        <w:br/>
+      </w:r>
+      <w:r>
+        <w:rPr>
+          <w:rStyle w:val="NormalTok"/>
+        </w:rPr>
+        <w:t xml:space="preserve">   </w:t>
       </w:r>
       <w:r>
         <w:br/>
@@ -17329,7 +18103,7 @@
       </w:r>
     </w:p>
     <w:bookmarkEnd w:id="32"/>
-    <w:bookmarkStart w:id="33" w:name="part-5-produce-dashboard-and-reflect"/>
+    <w:bookmarkStart w:id="48" w:name="part-5-produce-dashboard-and-reflect"/>
     <w:p>
       <w:pPr>
         <w:pStyle w:val="Heading1"/>
@@ -17973,169 +18747,51 @@
         <w:t xml:space="preserve">Instructor Dashboard</w:t>
       </w:r>
     </w:p>
-    <w:tbl>
-      <w:tblPr>
-        <w:tblStyle w:val="FigureTable"/>
-        <w:tblW w:type="auto" w:w="0"/>
-        <w:jc w:val="center"/>
-        <w:tblLook w:firstRow="0" w:lastRow="0" w:firstColumn="0" w:lastColumn="0"/>
-      </w:tblPr>
-      <w:tblGrid>
-        <w:gridCol w:w="7920"/>
-      </w:tblGrid>
-      <w:tr>
-        <w:tc>
-          <w:tcPr/>
-          <w:p>
-            <w:pPr>
-              <w:pStyle w:val="Compact"/>
-              <w:jc w:val="center"/>
-            </w:pPr>
-            <w:r>
-              <w:t xml:space="preserve">Instructor 1</w:t>
-            </w:r>
-          </w:p>
-        </w:tc>
-      </w:tr>
-    </w:tbl>
     <w:p>
       <w:pPr>
-        <w:pStyle w:val="ImageCaption"/>
+        <w:pStyle w:val="BodyText"/>
       </w:pPr>
       <w:r>
-        <w:t xml:space="preserve">Instructor 1</w:t>
-      </w:r>
-    </w:p>
-    <w:tbl>
-      <w:tblPr>
-        <w:tblStyle w:val="FigureTable"/>
-        <w:tblW w:type="auto" w:w="0"/>
-        <w:jc w:val="center"/>
-        <w:tblLook w:firstRow="0" w:lastRow="0" w:firstColumn="0" w:lastColumn="0"/>
-      </w:tblPr>
-      <w:tblGrid>
-        <w:gridCol w:w="7920"/>
-      </w:tblGrid>
-      <w:tr>
-        <w:tc>
-          <w:tcPr/>
-          <w:p>
-            <w:pPr>
-              <w:pStyle w:val="Compact"/>
-              <w:jc w:val="center"/>
-            </w:pPr>
-            <w:r>
-              <w:t xml:space="preserve">Instructor 2</w:t>
-            </w:r>
-          </w:p>
-        </w:tc>
-      </w:tr>
-    </w:tbl>
-    <w:p>
-      <w:pPr>
-        <w:pStyle w:val="ImageCaption"/>
-      </w:pPr>
-      <w:r>
-        <w:t xml:space="preserve">Instructor 2</w:t>
-      </w:r>
-    </w:p>
-    <w:tbl>
-      <w:tblPr>
-        <w:tblStyle w:val="FigureTable"/>
-        <w:tblW w:type="auto" w:w="0"/>
-        <w:jc w:val="center"/>
-        <w:tblLook w:firstRow="0" w:lastRow="0" w:firstColumn="0" w:lastColumn="0"/>
-      </w:tblPr>
-      <w:tblGrid>
-        <w:gridCol w:w="7920"/>
-      </w:tblGrid>
-      <w:tr>
-        <w:tc>
-          <w:tcPr/>
-          <w:p>
-            <w:pPr>
-              <w:pStyle w:val="Compact"/>
-              <w:jc w:val="center"/>
-            </w:pPr>
-            <w:r>
-              <w:t xml:space="preserve">Instructor 3</w:t>
-            </w:r>
-          </w:p>
-        </w:tc>
-      </w:tr>
-    </w:tbl>
-    <w:p>
-      <w:pPr>
-        <w:pStyle w:val="ImageCaption"/>
-      </w:pPr>
-      <w:r>
-        <w:t xml:space="preserve">Instructor 3</w:t>
-      </w:r>
-    </w:p>
-    <w:tbl>
-      <w:tblPr>
-        <w:tblStyle w:val="FigureTable"/>
-        <w:tblW w:type="auto" w:w="0"/>
-        <w:jc w:val="center"/>
-        <w:tblLook w:firstRow="0" w:lastRow="0" w:firstColumn="0" w:lastColumn="0"/>
-      </w:tblPr>
-      <w:tblGrid>
-        <w:gridCol w:w="7920"/>
-      </w:tblGrid>
-      <w:tr>
-        <w:tc>
-          <w:tcPr/>
-          <w:p>
-            <w:pPr>
-              <w:pStyle w:val="Compact"/>
-              <w:jc w:val="center"/>
-            </w:pPr>
-            <w:r>
-              <w:t xml:space="preserve">Instructor 4</w:t>
-            </w:r>
-          </w:p>
-        </w:tc>
-      </w:tr>
-    </w:tbl>
-    <w:p>
-      <w:pPr>
-        <w:pStyle w:val="ImageCaption"/>
-      </w:pPr>
-      <w:r>
-        <w:t xml:space="preserve">Instructor 4</w:t>
-      </w:r>
-    </w:p>
-    <w:tbl>
-      <w:tblPr>
-        <w:tblStyle w:val="FigureTable"/>
-        <w:tblW w:type="auto" w:w="0"/>
-        <w:jc w:val="center"/>
-        <w:tblLook w:firstRow="0" w:lastRow="0" w:firstColumn="0" w:lastColumn="0"/>
-      </w:tblPr>
-      <w:tblGrid>
-        <w:gridCol w:w="7920"/>
-      </w:tblGrid>
-      <w:tr>
-        <w:tc>
-          <w:tcPr/>
-          <w:p>
-            <w:pPr>
-              <w:pStyle w:val="Compact"/>
-              <w:jc w:val="center"/>
-            </w:pPr>
-            <w:r>
-              <w:t xml:space="preserve">Instructor 5</w:t>
-            </w:r>
-          </w:p>
-        </w:tc>
-      </w:tr>
-    </w:tbl>
-    <w:p>
-      <w:pPr>
-        <w:pStyle w:val="ImageCaption"/>
-      </w:pPr>
-      <w:r>
-        <w:t xml:space="preserve">Instructor 5</w:t>
+        <w:drawing>
+          <wp:inline>
+            <wp:extent cx="5334000" cy="2712921"/>
+            <wp:effectExtent b="0" l="0" r="0" t="0"/>
+            <wp:docPr descr="" title="" id="34" name="Picture"/>
+            <a:graphic>
+              <a:graphicData uri="http://schemas.openxmlformats.org/drawingml/2006/picture">
+                <pic:pic>
+                  <pic:nvPicPr>
+                    <pic:cNvPr descr="images/clipboard-1761405144.png" id="35" name="Picture"/>
+                    <pic:cNvPicPr>
+                      <a:picLocks noChangeArrowheads="1" noChangeAspect="1"/>
+                    </pic:cNvPicPr>
+                  </pic:nvPicPr>
+                  <pic:blipFill>
+                    <a:blip r:embed="rId33"/>
+                    <a:stretch>
+                      <a:fillRect/>
+                    </a:stretch>
+                  </pic:blipFill>
+                  <pic:spPr bwMode="auto">
+                    <a:xfrm>
+                      <a:off x="0" y="0"/>
+                      <a:ext cx="5334000" cy="2712921"/>
+                    </a:xfrm>
+                    <a:prstGeom prst="rect">
+                      <a:avLst/>
+                    </a:prstGeom>
+                    <a:noFill/>
+                    <a:ln w="9525">
+                      <a:noFill/>
+                      <a:headEnd/>
+                      <a:tailEnd/>
+                    </a:ln>
+                  </pic:spPr>
+                </pic:pic>
+              </a:graphicData>
+            </a:graphic>
+          </wp:inline>
+        </w:drawing>
       </w:r>
     </w:p>
     <w:p>
@@ -18143,6 +18799,53 @@
         <w:pStyle w:val="BodyText"/>
       </w:pPr>
       <w:r>
+        <w:drawing>
+          <wp:inline>
+            <wp:extent cx="5334000" cy="2872426"/>
+            <wp:effectExtent b="0" l="0" r="0" t="0"/>
+            <wp:docPr descr="" title="" id="37" name="Picture"/>
+            <a:graphic>
+              <a:graphicData uri="http://schemas.openxmlformats.org/drawingml/2006/picture">
+                <pic:pic>
+                  <pic:nvPicPr>
+                    <pic:cNvPr descr="images/clipboard-2979727662.png" id="38" name="Picture"/>
+                    <pic:cNvPicPr>
+                      <a:picLocks noChangeArrowheads="1" noChangeAspect="1"/>
+                    </pic:cNvPicPr>
+                  </pic:nvPicPr>
+                  <pic:blipFill>
+                    <a:blip r:embed="rId36"/>
+                    <a:stretch>
+                      <a:fillRect/>
+                    </a:stretch>
+                  </pic:blipFill>
+                  <pic:spPr bwMode="auto">
+                    <a:xfrm>
+                      <a:off x="0" y="0"/>
+                      <a:ext cx="5334000" cy="2872426"/>
+                    </a:xfrm>
+                    <a:prstGeom prst="rect">
+                      <a:avLst/>
+                    </a:prstGeom>
+                    <a:noFill/>
+                    <a:ln w="9525">
+                      <a:noFill/>
+                      <a:headEnd/>
+                      <a:tailEnd/>
+                    </a:ln>
+                  </pic:spPr>
+                </pic:pic>
+              </a:graphicData>
+            </a:graphic>
+          </wp:inline>
+        </w:drawing>
+      </w:r>
+    </w:p>
+    <w:p>
+      <w:pPr>
+        <w:pStyle w:val="BodyText"/>
+      </w:pPr>
+      <w:r>
         <w:rPr>
           <w:b/>
           <w:bCs/>
@@ -18150,169 +18853,145 @@
         <w:t xml:space="preserve">Student Dashboard</w:t>
       </w:r>
     </w:p>
-    <w:tbl>
-      <w:tblPr>
-        <w:tblStyle w:val="FigureTable"/>
-        <w:tblW w:type="auto" w:w="0"/>
-        <w:jc w:val="center"/>
-        <w:tblLook w:firstRow="0" w:lastRow="0" w:firstColumn="0" w:lastColumn="0"/>
-      </w:tblPr>
-      <w:tblGrid>
-        <w:gridCol w:w="7920"/>
-      </w:tblGrid>
-      <w:tr>
-        <w:tc>
-          <w:tcPr/>
-          <w:p>
-            <w:pPr>
-              <w:pStyle w:val="Compact"/>
-              <w:jc w:val="center"/>
-            </w:pPr>
-            <w:r>
-              <w:t xml:space="preserve">Student 1</w:t>
-            </w:r>
-          </w:p>
-        </w:tc>
-      </w:tr>
-    </w:tbl>
     <w:p>
       <w:pPr>
-        <w:pStyle w:val="ImageCaption"/>
+        <w:pStyle w:val="BodyText"/>
       </w:pPr>
       <w:r>
-        <w:t xml:space="preserve">Student 1</w:t>
+        <w:drawing>
+          <wp:inline>
+            <wp:extent cx="5334000" cy="2384777"/>
+            <wp:effectExtent b="0" l="0" r="0" t="0"/>
+            <wp:docPr descr="" title="" id="40" name="Picture"/>
+            <a:graphic>
+              <a:graphicData uri="http://schemas.openxmlformats.org/drawingml/2006/picture">
+                <pic:pic>
+                  <pic:nvPicPr>
+                    <pic:cNvPr descr="images/clipboard-2638224811.png" id="41" name="Picture"/>
+                    <pic:cNvPicPr>
+                      <a:picLocks noChangeArrowheads="1" noChangeAspect="1"/>
+                    </pic:cNvPicPr>
+                  </pic:nvPicPr>
+                  <pic:blipFill>
+                    <a:blip r:embed="rId39"/>
+                    <a:stretch>
+                      <a:fillRect/>
+                    </a:stretch>
+                  </pic:blipFill>
+                  <pic:spPr bwMode="auto">
+                    <a:xfrm>
+                      <a:off x="0" y="0"/>
+                      <a:ext cx="5334000" cy="2384777"/>
+                    </a:xfrm>
+                    <a:prstGeom prst="rect">
+                      <a:avLst/>
+                    </a:prstGeom>
+                    <a:noFill/>
+                    <a:ln w="9525">
+                      <a:noFill/>
+                      <a:headEnd/>
+                      <a:tailEnd/>
+                    </a:ln>
+                  </pic:spPr>
+                </pic:pic>
+              </a:graphicData>
+            </a:graphic>
+          </wp:inline>
+        </w:drawing>
       </w:r>
     </w:p>
-    <w:tbl>
-      <w:tblPr>
-        <w:tblStyle w:val="FigureTable"/>
-        <w:tblW w:type="auto" w:w="0"/>
-        <w:jc w:val="center"/>
-        <w:tblLook w:firstRow="0" w:lastRow="0" w:firstColumn="0" w:lastColumn="0"/>
-      </w:tblPr>
-      <w:tblGrid>
-        <w:gridCol w:w="7920"/>
-      </w:tblGrid>
-      <w:tr>
-        <w:tc>
-          <w:tcPr/>
-          <w:p>
-            <w:pPr>
-              <w:pStyle w:val="Compact"/>
-              <w:jc w:val="center"/>
-            </w:pPr>
-            <w:r>
-              <w:t xml:space="preserve">Student 2</w:t>
-            </w:r>
-          </w:p>
-        </w:tc>
-      </w:tr>
-    </w:tbl>
     <w:p>
       <w:pPr>
-        <w:pStyle w:val="ImageCaption"/>
+        <w:pStyle w:val="BodyText"/>
       </w:pPr>
       <w:r>
-        <w:t xml:space="preserve">Student 2</w:t>
+        <w:drawing>
+          <wp:inline>
+            <wp:extent cx="5334000" cy="2714719"/>
+            <wp:effectExtent b="0" l="0" r="0" t="0"/>
+            <wp:docPr descr="" title="" id="43" name="Picture"/>
+            <a:graphic>
+              <a:graphicData uri="http://schemas.openxmlformats.org/drawingml/2006/picture">
+                <pic:pic>
+                  <pic:nvPicPr>
+                    <pic:cNvPr descr="images/clipboard-1272304472.png" id="44" name="Picture"/>
+                    <pic:cNvPicPr>
+                      <a:picLocks noChangeArrowheads="1" noChangeAspect="1"/>
+                    </pic:cNvPicPr>
+                  </pic:nvPicPr>
+                  <pic:blipFill>
+                    <a:blip r:embed="rId42"/>
+                    <a:stretch>
+                      <a:fillRect/>
+                    </a:stretch>
+                  </pic:blipFill>
+                  <pic:spPr bwMode="auto">
+                    <a:xfrm>
+                      <a:off x="0" y="0"/>
+                      <a:ext cx="5334000" cy="2714719"/>
+                    </a:xfrm>
+                    <a:prstGeom prst="rect">
+                      <a:avLst/>
+                    </a:prstGeom>
+                    <a:noFill/>
+                    <a:ln w="9525">
+                      <a:noFill/>
+                      <a:headEnd/>
+                      <a:tailEnd/>
+                    </a:ln>
+                  </pic:spPr>
+                </pic:pic>
+              </a:graphicData>
+            </a:graphic>
+          </wp:inline>
+        </w:drawing>
       </w:r>
     </w:p>
-    <w:tbl>
-      <w:tblPr>
-        <w:tblStyle w:val="FigureTable"/>
-        <w:tblW w:type="auto" w:w="0"/>
-        <w:jc w:val="center"/>
-        <w:tblLook w:firstRow="0" w:lastRow="0" w:firstColumn="0" w:lastColumn="0"/>
-      </w:tblPr>
-      <w:tblGrid>
-        <w:gridCol w:w="7920"/>
-      </w:tblGrid>
-      <w:tr>
-        <w:tc>
-          <w:tcPr/>
-          <w:p>
-            <w:pPr>
-              <w:pStyle w:val="Compact"/>
-              <w:jc w:val="center"/>
-            </w:pPr>
-            <w:r>
-              <w:t xml:space="preserve">Student 3</w:t>
-            </w:r>
-          </w:p>
-        </w:tc>
-      </w:tr>
-    </w:tbl>
     <w:p>
       <w:pPr>
-        <w:pStyle w:val="ImageCaption"/>
+        <w:pStyle w:val="BodyText"/>
       </w:pPr>
       <w:r>
-        <w:t xml:space="preserve">Student 3</w:t>
-      </w:r>
-    </w:p>
-    <w:tbl>
-      <w:tblPr>
-        <w:tblStyle w:val="FigureTable"/>
-        <w:tblW w:type="auto" w:w="0"/>
-        <w:jc w:val="center"/>
-        <w:tblLook w:firstRow="0" w:lastRow="0" w:firstColumn="0" w:lastColumn="0"/>
-      </w:tblPr>
-      <w:tblGrid>
-        <w:gridCol w:w="7920"/>
-      </w:tblGrid>
-      <w:tr>
-        <w:tc>
-          <w:tcPr/>
-          <w:p>
-            <w:pPr>
-              <w:pStyle w:val="Compact"/>
-              <w:jc w:val="center"/>
-            </w:pPr>
-            <w:r>
-              <w:t xml:space="preserve">Student 4</w:t>
-            </w:r>
-          </w:p>
-        </w:tc>
-      </w:tr>
-    </w:tbl>
-    <w:p>
-      <w:pPr>
-        <w:pStyle w:val="ImageCaption"/>
-      </w:pPr>
-      <w:r>
-        <w:t xml:space="preserve">Student 4</w:t>
-      </w:r>
-    </w:p>
-    <w:tbl>
-      <w:tblPr>
-        <w:tblStyle w:val="FigureTable"/>
-        <w:tblW w:type="auto" w:w="0"/>
-        <w:jc w:val="center"/>
-        <w:tblLook w:firstRow="0" w:lastRow="0" w:firstColumn="0" w:lastColumn="0"/>
-      </w:tblPr>
-      <w:tblGrid>
-        <w:gridCol w:w="7920"/>
-      </w:tblGrid>
-      <w:tr>
-        <w:tc>
-          <w:tcPr/>
-          <w:p>
-            <w:pPr>
-              <w:pStyle w:val="Compact"/>
-              <w:jc w:val="center"/>
-            </w:pPr>
-            <w:r>
-              <w:t xml:space="preserve">Student 5</w:t>
-            </w:r>
-          </w:p>
-        </w:tc>
-      </w:tr>
-    </w:tbl>
-    <w:p>
-      <w:pPr>
-        <w:pStyle w:val="ImageCaption"/>
-      </w:pPr>
-      <w:r>
-        <w:t xml:space="preserve">Student 5</w:t>
+        <w:drawing>
+          <wp:inline>
+            <wp:extent cx="5334000" cy="2902063"/>
+            <wp:effectExtent b="0" l="0" r="0" t="0"/>
+            <wp:docPr descr="" title="" id="46" name="Picture"/>
+            <a:graphic>
+              <a:graphicData uri="http://schemas.openxmlformats.org/drawingml/2006/picture">
+                <pic:pic>
+                  <pic:nvPicPr>
+                    <pic:cNvPr descr="images/clipboard-4006520026.png" id="47" name="Picture"/>
+                    <pic:cNvPicPr>
+                      <a:picLocks noChangeArrowheads="1" noChangeAspect="1"/>
+                    </pic:cNvPicPr>
+                  </pic:nvPicPr>
+                  <pic:blipFill>
+                    <a:blip r:embed="rId45"/>
+                    <a:stretch>
+                      <a:fillRect/>
+                    </a:stretch>
+                  </pic:blipFill>
+                  <pic:spPr bwMode="auto">
+                    <a:xfrm>
+                      <a:off x="0" y="0"/>
+                      <a:ext cx="5334000" cy="2902063"/>
+                    </a:xfrm>
+                    <a:prstGeom prst="rect">
+                      <a:avLst/>
+                    </a:prstGeom>
+                    <a:noFill/>
+                    <a:ln w="9525">
+                      <a:noFill/>
+                      <a:headEnd/>
+                      <a:tailEnd/>
+                    </a:ln>
+                  </pic:spPr>
+                </pic:pic>
+              </a:graphicData>
+            </a:graphic>
+          </wp:inline>
+        </w:drawing>
       </w:r>
     </w:p>
     <w:p>
@@ -18414,7 +19093,7 @@
         </w:numPr>
       </w:pPr>
       <w:r>
-        <w:t xml:space="preserve">The biggest challenge we faced was deciding which data visualizations we wanted to implement them. We addressed this by doing some research and seeing some example dashboards and how we can do something similar.</w:t>
+        <w:t xml:space="preserve">The biggest challenge we faced was deciding which data visualizations we wanted to implement. We addressed this by doing some research, looking on canvas, and seeing some example dashboards and how we can do something similar.</w:t>
       </w:r>
     </w:p>
     <w:p>
@@ -18501,8 +19180,8 @@
         <w:t xml:space="preserve">Our biggest challenge was determining what types of data to show professors from the standpoint of seeking to give them a holistic view of a class of many students across multiple years.</w:t>
       </w:r>
     </w:p>
-    <w:bookmarkEnd w:id="33"/>
-    <w:bookmarkStart w:id="34" w:name="estimate-time-spent"/>
+    <w:bookmarkEnd w:id="48"/>
+    <w:bookmarkStart w:id="49" w:name="estimate-time-spent"/>
     <w:p>
       <w:pPr>
         <w:pStyle w:val="Heading1"/>
@@ -18559,8 +19238,16 @@
         <w:t xml:space="preserve">Theo Berk (tb547): I spent 1-2 hours</w:t>
       </w:r>
     </w:p>
-    <w:bookmarkEnd w:id="34"/>
-    <w:bookmarkStart w:id="35" w:name="generative-ai-usage"/>
+    <w:p>
+      <w:pPr>
+        <w:pStyle w:val="FirstParagraph"/>
+      </w:pPr>
+      <w:r>
+        <w:t xml:space="preserve">Total for the group around 10 hours.</w:t>
+      </w:r>
+    </w:p>
+    <w:bookmarkEnd w:id="49"/>
+    <w:bookmarkStart w:id="50" w:name="generative-ai-usage"/>
     <w:p>
       <w:pPr>
         <w:pStyle w:val="Heading1"/>
@@ -18594,13 +19281,14 @@
     </w:p>
     <w:p>
       <w:pPr>
+        <w:pStyle w:val="Compact"/>
         <w:numPr>
-          <w:ilvl w:val="0"/>
-          <w:numId w:val="1018"/>
+          <w:ilvl w:val="1"/>
+          <w:numId w:val="1019"/>
         </w:numPr>
       </w:pPr>
       <w:r>
-        <w:t xml:space="preserve">If you used generative AI, how did you use it and was it helpful?</w:t>
+        <w:t xml:space="preserve">We used some AI assistance for some questions to refine and check our code for part four to prepare the visualizations.</w:t>
       </w:r>
     </w:p>
     <w:p>
@@ -18611,7 +19299,7 @@
         </w:numPr>
       </w:pPr>
       <w:r>
-        <w:t xml:space="preserve">Shiwen Zhao (sz752): I used Claude for my assigned task (the scatterplot of survey score vs. average quiz score with a line of best fit). I came up with the implementation plan myself and then had Claude help me translate it into R/ggplot code and debug issues during testing. It was helpful for speeding up the coding and fixing small errors.</w:t>
+        <w:t xml:space="preserve">If you used generative AI, how did you use it and was it helpful?</w:t>
       </w:r>
     </w:p>
     <w:p>
@@ -18622,11 +19310,22 @@
         </w:numPr>
       </w:pPr>
       <w:r>
+        <w:t xml:space="preserve">Shiwen Zhao (sz752): I used Claude for my assigned task (the scatterplot of survey score vs. average quiz score with a line of best fit). I came up with the implementation plan myself and then had Claude help me translate it into R/ggplot code and debug issues during testing. It was helpful for speeding up the coding and fixing small errors.</w:t>
+      </w:r>
+    </w:p>
+    <w:p>
+      <w:pPr>
+        <w:numPr>
+          <w:ilvl w:val="0"/>
+          <w:numId w:val="1018"/>
+        </w:numPr>
+      </w:pPr>
+      <w:r>
         <w:t xml:space="preserve">Theo Berk (tb547): I used Claude for code review and to review the assignment before submission so make sure our group didn’t miss any parts of the project.</w:t>
       </w:r>
     </w:p>
-    <w:bookmarkEnd w:id="35"/>
-    <w:bookmarkStart w:id="36" w:name="submit-project"/>
+    <w:bookmarkEnd w:id="50"/>
+    <w:bookmarkStart w:id="51" w:name="submit-project"/>
     <w:p>
       <w:pPr>
         <w:pStyle w:val="Heading1"/>
@@ -18659,7 +19358,7 @@
         <w:t xml:space="preserve">(if you run into an issue, you can knit to PDF). The resulting file has to show both the R code and R output. Upload it on Canvas before the due date.</w:t>
       </w:r>
     </w:p>
-    <w:bookmarkEnd w:id="36"/>
+    <w:bookmarkEnd w:id="51"/>
     <w:sectPr>
       <w:footnotePr>
         <w:numRestart w:val="eachSect"/>
@@ -19040,6 +19739,9 @@
     <w:abstractNumId w:val="991"/>
   </w:num>
   <w:num w:numId="1018">
+    <w:abstractNumId w:val="991"/>
+  </w:num>
+  <w:num w:numId="1019">
     <w:abstractNumId w:val="991"/>
   </w:num>
 </w:numbering>
